--- a/fixtures/stressor.docx
+++ b/fixtures/stressor.docx
@@ -21,64 +21,6 @@
     <w:p>
       <w:r>
         <w:t>Paragraph 0: this regulatory text discusses cost-benefit considerations, compliance timelines, and carrier obligations under the proposed rule, repeated with variation to build up document length for stress testing.</w:t>
-      </w:r>
-      <w:r>
-        <w:t xml:space="preserve"> </w:t>
-      </w:r>
-      <w:ins w:id="5" w:author="Reviewer A" w:date="2026-01-01T00:00:00Z">
-        <w:r>
-          <w:t>(flagged for review)</w:t>
-        </w:r>
-      </w:ins>
-    </w:p>
-    <w:p>
-      <w:r>
-        <w:t>Paragraph 1: this regulatory text discusses cost-benefit considerations, compliance timelines, and carrier obligations under the proposed rule, repeated with variation to build up document length for stress testing.</w:t>
-      </w:r>
-    </w:p>
-    <w:p>
-      <w:r>
-        <w:t>Paragraph 2: this regulatory text discusses cost-benefit considerations, compliance timelines, and carrier obligations under the proposed rule, repeated with variation to build up document length for stress testing.</w:t>
-      </w:r>
-    </w:p>
-    <w:p>
-      <w:r>
-        <w:t>Paragraph 3: this regulatory text discusses cost-benefit considerations, compliance timelines, and carrier obligations under the proposed rule, repeated with variation to build up document length for stress testing.</w:t>
-      </w:r>
-    </w:p>
-    <w:p>
-      <w:r>
-        <w:t>Paragraph 4: this regulatory text discusses cost-benefit considerations, compliance timelines, and carrier obligations under the proposed rule, repeated with variation to build up document length for stress testing.</w:t>
-      </w:r>
-    </w:p>
-    <w:p>
-      <w:r>
-        <w:t>Paragraph 5: this regulatory text discusses cost-benefit considerations, compliance timelines, and carrier obligations under the proposed rule, repeated with variation to build up document length for stress testing.</w:t>
-      </w:r>
-    </w:p>
-    <w:p>
-      <w:r>
-        <w:t>Paragraph 6: this regulatory text discusses cost-benefit considerations, compliance timelines, and carrier obligations under the proposed rule, repeated with variation to build up document length for stress testing.</w:t>
-      </w:r>
-    </w:p>
-    <w:p>
-      <w:r>
-        <w:t>Paragraph 7: this regulatory text discusses cost-benefit considerations, compliance timelines, and carrier obligations under the proposed rule, repeated with variation to build up document length for stress testing.</w:t>
-      </w:r>
-    </w:p>
-    <w:p>
-      <w:r>
-        <w:t>Paragraph 8: this regulatory text discusses cost-benefit considerations, compliance timelines, and carrier obligations under the proposed rule, repeated with variation to build up document length for stress testing.</w:t>
-      </w:r>
-    </w:p>
-    <w:p>
-      <w:r>
-        <w:t>Paragraph 9: this regulatory text discusses cost-benefit considerations, compliance timelines, and carrier obligations under the proposed rule, repeated with variation to build up document length for stress testing.</w:t>
-      </w:r>
-    </w:p>
-    <w:p>
-      <w:r>
-        <w:t>Paragraph 10: this regulatory text discusses cost-benefit considerations, compliance timelines, and carrier obligations under the proposed rule, repeated with variation to build up document length for stress testing.</w:t>
       </w:r>
       <w:r>
         <w:t xml:space="preserve"> </w:t>
@@ -91,52 +33,52 @@
     </w:p>
     <w:p>
       <w:r>
-        <w:t>Paragraph 11: this regulatory text discusses cost-benefit considerations, compliance timelines, and carrier obligations under the proposed rule, repeated with variation to build up document length for stress testing.</w:t>
-      </w:r>
-    </w:p>
-    <w:p>
-      <w:r>
-        <w:t>Paragraph 12: this regulatory text discusses cost-benefit considerations, compliance timelines, and carrier obligations under the proposed rule, repeated with variation to build up document length for stress testing.</w:t>
-      </w:r>
-    </w:p>
-    <w:p>
-      <w:r>
-        <w:t>Paragraph 13: this regulatory text discusses cost-benefit considerations, compliance timelines, and carrier obligations under the proposed rule, repeated with variation to build up document length for stress testing.</w:t>
-      </w:r>
-    </w:p>
-    <w:p>
-      <w:r>
-        <w:t>Paragraph 14: this regulatory text discusses cost-benefit considerations, compliance timelines, and carrier obligations under the proposed rule, repeated with variation to build up document length for stress testing.</w:t>
-      </w:r>
-    </w:p>
-    <w:p>
-      <w:r>
-        <w:t>Paragraph 15: this regulatory text discusses cost-benefit considerations, compliance timelines, and carrier obligations under the proposed rule, repeated with variation to build up document length for stress testing.</w:t>
-      </w:r>
-    </w:p>
-    <w:p>
-      <w:r>
-        <w:t>Paragraph 16: this regulatory text discusses cost-benefit considerations, compliance timelines, and carrier obligations under the proposed rule, repeated with variation to build up document length for stress testing.</w:t>
-      </w:r>
-    </w:p>
-    <w:p>
-      <w:r>
-        <w:t>Paragraph 17: this regulatory text discusses cost-benefit considerations, compliance timelines, and carrier obligations under the proposed rule, repeated with variation to build up document length for stress testing.</w:t>
-      </w:r>
-    </w:p>
-    <w:p>
-      <w:r>
-        <w:t>Paragraph 18: this regulatory text discusses cost-benefit considerations, compliance timelines, and carrier obligations under the proposed rule, repeated with variation to build up document length for stress testing.</w:t>
-      </w:r>
-    </w:p>
-    <w:p>
-      <w:r>
-        <w:t>Paragraph 19: this regulatory text discusses cost-benefit considerations, compliance timelines, and carrier obligations under the proposed rule, repeated with variation to build up document length for stress testing.</w:t>
-      </w:r>
-    </w:p>
-    <w:p>
-      <w:r>
-        <w:t>Paragraph 20: this regulatory text discusses cost-benefit considerations, compliance timelines, and carrier obligations under the proposed rule, repeated with variation to build up document length for stress testing.</w:t>
+        <w:t>Paragraph 1: this regulatory text discusses cost-benefit considerations, compliance timelines, and carrier obligations under the proposed rule, repeated with variation to build up document length for stress testing.</w:t>
+      </w:r>
+    </w:p>
+    <w:p>
+      <w:r>
+        <w:t>Paragraph 2: this regulatory text discusses cost-benefit considerations, compliance timelines, and carrier obligations under the proposed rule, repeated with variation to build up document length for stress testing.</w:t>
+      </w:r>
+    </w:p>
+    <w:p>
+      <w:r>
+        <w:t>Paragraph 3: this regulatory text discusses cost-benefit considerations, compliance timelines, and carrier obligations under the proposed rule, repeated with variation to build up document length for stress testing.</w:t>
+      </w:r>
+    </w:p>
+    <w:p>
+      <w:r>
+        <w:t>Paragraph 4: this regulatory text discusses cost-benefit considerations, compliance timelines, and carrier obligations under the proposed rule, repeated with variation to build up document length for stress testing.</w:t>
+      </w:r>
+    </w:p>
+    <w:p>
+      <w:r>
+        <w:t>Paragraph 5: this regulatory text discusses cost-benefit considerations, compliance timelines, and carrier obligations under the proposed rule, repeated with variation to build up document length for stress testing.</w:t>
+      </w:r>
+    </w:p>
+    <w:p>
+      <w:r>
+        <w:t>Paragraph 6: this regulatory text discusses cost-benefit considerations, compliance timelines, and carrier obligations under the proposed rule, repeated with variation to build up document length for stress testing.</w:t>
+      </w:r>
+    </w:p>
+    <w:p>
+      <w:r>
+        <w:t>Paragraph 7: this regulatory text discusses cost-benefit considerations, compliance timelines, and carrier obligations under the proposed rule, repeated with variation to build up document length for stress testing.</w:t>
+      </w:r>
+    </w:p>
+    <w:p>
+      <w:r>
+        <w:t>Paragraph 8: this regulatory text discusses cost-benefit considerations, compliance timelines, and carrier obligations under the proposed rule, repeated with variation to build up document length for stress testing.</w:t>
+      </w:r>
+    </w:p>
+    <w:p>
+      <w:r>
+        <w:t>Paragraph 9: this regulatory text discusses cost-benefit considerations, compliance timelines, and carrier obligations under the proposed rule, repeated with variation to build up document length for stress testing.</w:t>
+      </w:r>
+    </w:p>
+    <w:p>
+      <w:r>
+        <w:t>Paragraph 10: this regulatory text discusses cost-benefit considerations, compliance timelines, and carrier obligations under the proposed rule, repeated with variation to build up document length for stress testing.</w:t>
       </w:r>
       <w:r>
         <w:t xml:space="preserve"> </w:t>
@@ -149,60 +91,52 @@
     </w:p>
     <w:p>
       <w:r>
-        <w:t>Paragraph 21: this regulatory text discusses cost-benefit considerations, compliance timelines, and carrier obligations under the proposed rule, repeated with variation to build up document length for stress testing.</w:t>
-      </w:r>
-    </w:p>
-    <w:p>
-      <w:r>
-        <w:t>Paragraph 22: this regulatory text discusses cost-benefit considerations, compliance timelines, and carrier obligations under the proposed rule, repeated with variation to build up document length for stress testing.</w:t>
-      </w:r>
-    </w:p>
-    <w:p>
-      <w:r>
-        <w:t>Paragraph 23: this regulatory text discusses cost-benefit considerations, compliance timelines, and carrier obligations under the proposed rule, repeated with variation to build up document length for stress testing.</w:t>
-      </w:r>
-    </w:p>
-    <w:p>
-      <w:r>
-        <w:t>Paragraph 24: this regulatory text discusses cost-benefit considerations, compliance timelines, and carrier obligations under the proposed rule, repeated with variation to build up document length for stress testing.</w:t>
-      </w:r>
-    </w:p>
-    <w:p>
-      <w:pPr>
-        <w:pStyle w:val="Heading2"/>
-      </w:pPr>
-      <w:r>
-        <w:t>Section 2</w:t>
-      </w:r>
-    </w:p>
-    <w:p>
-      <w:r>
-        <w:t>Paragraph 25: this regulatory text discusses cost-benefit considerations, compliance timelines, and carrier obligations under the proposed rule, repeated with variation to build up document length for stress testing.</w:t>
-      </w:r>
-    </w:p>
-    <w:p>
-      <w:r>
-        <w:t>Paragraph 26: this regulatory text discusses cost-benefit considerations, compliance timelines, and carrier obligations under the proposed rule, repeated with variation to build up document length for stress testing.</w:t>
-      </w:r>
-    </w:p>
-    <w:p>
-      <w:r>
-        <w:t>Paragraph 27: this regulatory text discusses cost-benefit considerations, compliance timelines, and carrier obligations under the proposed rule, repeated with variation to build up document length for stress testing.</w:t>
-      </w:r>
-    </w:p>
-    <w:p>
-      <w:r>
-        <w:t>Paragraph 28: this regulatory text discusses cost-benefit considerations, compliance timelines, and carrier obligations under the proposed rule, repeated with variation to build up document length for stress testing.</w:t>
-      </w:r>
-    </w:p>
-    <w:p>
-      <w:r>
-        <w:t>Paragraph 29: this regulatory text discusses cost-benefit considerations, compliance timelines, and carrier obligations under the proposed rule, repeated with variation to build up document length for stress testing.</w:t>
-      </w:r>
-    </w:p>
-    <w:p>
-      <w:r>
-        <w:t>Paragraph 30: this regulatory text discusses cost-benefit considerations, compliance timelines, and carrier obligations under the proposed rule, repeated with variation to build up document length for stress testing.</w:t>
+        <w:t>Paragraph 11: this regulatory text discusses cost-benefit considerations, compliance timelines, and carrier obligations under the proposed rule, repeated with variation to build up document length for stress testing.</w:t>
+      </w:r>
+    </w:p>
+    <w:p>
+      <w:r>
+        <w:t>Paragraph 12: this regulatory text discusses cost-benefit considerations, compliance timelines, and carrier obligations under the proposed rule, repeated with variation to build up document length for stress testing.</w:t>
+      </w:r>
+    </w:p>
+    <w:p>
+      <w:r>
+        <w:t>Paragraph 13: this regulatory text discusses cost-benefit considerations, compliance timelines, and carrier obligations under the proposed rule, repeated with variation to build up document length for stress testing.</w:t>
+      </w:r>
+    </w:p>
+    <w:p>
+      <w:r>
+        <w:t>Paragraph 14: this regulatory text discusses cost-benefit considerations, compliance timelines, and carrier obligations under the proposed rule, repeated with variation to build up document length for stress testing.</w:t>
+      </w:r>
+    </w:p>
+    <w:p>
+      <w:r>
+        <w:t>Paragraph 15: this regulatory text discusses cost-benefit considerations, compliance timelines, and carrier obligations under the proposed rule, repeated with variation to build up document length for stress testing.</w:t>
+      </w:r>
+    </w:p>
+    <w:p>
+      <w:r>
+        <w:t>Paragraph 16: this regulatory text discusses cost-benefit considerations, compliance timelines, and carrier obligations under the proposed rule, repeated with variation to build up document length for stress testing.</w:t>
+      </w:r>
+    </w:p>
+    <w:p>
+      <w:r>
+        <w:t>Paragraph 17: this regulatory text discusses cost-benefit considerations, compliance timelines, and carrier obligations under the proposed rule, repeated with variation to build up document length for stress testing.</w:t>
+      </w:r>
+    </w:p>
+    <w:p>
+      <w:r>
+        <w:t>Paragraph 18: this regulatory text discusses cost-benefit considerations, compliance timelines, and carrier obligations under the proposed rule, repeated with variation to build up document length for stress testing.</w:t>
+      </w:r>
+    </w:p>
+    <w:p>
+      <w:r>
+        <w:t>Paragraph 19: this regulatory text discusses cost-benefit considerations, compliance timelines, and carrier obligations under the proposed rule, repeated with variation to build up document length for stress testing.</w:t>
+      </w:r>
+    </w:p>
+    <w:p>
+      <w:r>
+        <w:t>Paragraph 20: this regulatory text discusses cost-benefit considerations, compliance timelines, and carrier obligations under the proposed rule, repeated with variation to build up document length for stress testing.</w:t>
       </w:r>
       <w:r>
         <w:t xml:space="preserve"> </w:t>
@@ -215,6 +149,72 @@
     </w:p>
     <w:p>
       <w:r>
+        <w:t>Paragraph 21: this regulatory text discusses cost-benefit considerations, compliance timelines, and carrier obligations under the proposed rule, repeated with variation to build up document length for stress testing.</w:t>
+      </w:r>
+    </w:p>
+    <w:p>
+      <w:r>
+        <w:t>Paragraph 22: this regulatory text discusses cost-benefit considerations, compliance timelines, and carrier obligations under the proposed rule, repeated with variation to build up document length for stress testing.</w:t>
+      </w:r>
+    </w:p>
+    <w:p>
+      <w:r>
+        <w:t>Paragraph 23: this regulatory text discusses cost-benefit considerations, compliance timelines, and carrier obligations under the proposed rule, repeated with variation to build up document length for stress testing.</w:t>
+      </w:r>
+    </w:p>
+    <w:p>
+      <w:r>
+        <w:t>Paragraph 24: this regulatory text discusses cost-benefit considerations, compliance timelines, and carrier obligations under the proposed rule, repeated with variation to build up document length for stress testing.</w:t>
+      </w:r>
+    </w:p>
+    <w:p>
+      <w:pPr>
+        <w:pStyle w:val="Heading2"/>
+      </w:pPr>
+      <w:r>
+        <w:t>Section 2</w:t>
+      </w:r>
+    </w:p>
+    <w:p>
+      <w:r>
+        <w:t>Paragraph 25: this regulatory text discusses cost-benefit considerations, compliance timelines, and carrier obligations under the proposed rule, repeated with variation to build up document length for stress testing.</w:t>
+      </w:r>
+    </w:p>
+    <w:p>
+      <w:r>
+        <w:t>Paragraph 26: this regulatory text discusses cost-benefit considerations, compliance timelines, and carrier obligations under the proposed rule, repeated with variation to build up document length for stress testing.</w:t>
+      </w:r>
+    </w:p>
+    <w:p>
+      <w:r>
+        <w:t>Paragraph 27: this regulatory text discusses cost-benefit considerations, compliance timelines, and carrier obligations under the proposed rule, repeated with variation to build up document length for stress testing.</w:t>
+      </w:r>
+    </w:p>
+    <w:p>
+      <w:r>
+        <w:t>Paragraph 28: this regulatory text discusses cost-benefit considerations, compliance timelines, and carrier obligations under the proposed rule, repeated with variation to build up document length for stress testing.</w:t>
+      </w:r>
+    </w:p>
+    <w:p>
+      <w:r>
+        <w:t>Paragraph 29: this regulatory text discusses cost-benefit considerations, compliance timelines, and carrier obligations under the proposed rule, repeated with variation to build up document length for stress testing.</w:t>
+      </w:r>
+    </w:p>
+    <w:p>
+      <w:r>
+        <w:t>Paragraph 30: this regulatory text discusses cost-benefit considerations, compliance timelines, and carrier obligations under the proposed rule, repeated with variation to build up document length for stress testing.</w:t>
+      </w:r>
+      <w:r>
+        <w:t xml:space="preserve"> </w:t>
+      </w:r>
+      <w:ins w:id="9" w:author="Reviewer A" w:date="2026-01-01T00:00:00Z">
+        <w:r>
+          <w:t>(flagged for review)</w:t>
+        </w:r>
+      </w:ins>
+    </w:p>
+    <w:p>
+      <w:r>
         <w:t>Paragraph 31: this regulatory text discusses cost-benefit considerations, compliance timelines, and carrier obligations under the proposed rule, repeated with variation to build up document length for stress testing.</w:t>
       </w:r>
     </w:p>
@@ -265,7 +265,7 @@
       <w:r>
         <w:t xml:space="preserve"> </w:t>
       </w:r>
-      <w:ins w:id="9" w:author="Reviewer A" w:date="2026-01-01T00:00:00Z">
+      <w:ins w:id="10" w:author="Reviewer A" w:date="2026-01-01T00:00:00Z">
         <w:r>
           <w:t>(flagged for review)</w:t>
         </w:r>
@@ -380,64 +380,6 @@
       <w:r>
         <w:t xml:space="preserve"> </w:t>
       </w:r>
-      <w:ins w:id="10" w:author="Reviewer A" w:date="2026-01-01T00:00:00Z">
-        <w:r>
-          <w:t>(flagged for review)</w:t>
-        </w:r>
-      </w:ins>
-    </w:p>
-    <w:p>
-      <w:r>
-        <w:t>Paragraph 51: this regulatory text discusses cost-benefit considerations, compliance timelines, and carrier obligations under the proposed rule, repeated with variation to build up document length for stress testing.</w:t>
-      </w:r>
-    </w:p>
-    <w:p>
-      <w:r>
-        <w:t>Paragraph 52: this regulatory text discusses cost-benefit considerations, compliance timelines, and carrier obligations under the proposed rule, repeated with variation to build up document length for stress testing.</w:t>
-      </w:r>
-    </w:p>
-    <w:p>
-      <w:r>
-        <w:t>Paragraph 53: this regulatory text discusses cost-benefit considerations, compliance timelines, and carrier obligations under the proposed rule, repeated with variation to build up document length for stress testing.</w:t>
-      </w:r>
-    </w:p>
-    <w:p>
-      <w:r>
-        <w:t>Paragraph 54: this regulatory text discusses cost-benefit considerations, compliance timelines, and carrier obligations under the proposed rule, repeated with variation to build up document length for stress testing.</w:t>
-      </w:r>
-    </w:p>
-    <w:p>
-      <w:r>
-        <w:t>Paragraph 55: this regulatory text discusses cost-benefit considerations, compliance timelines, and carrier obligations under the proposed rule, repeated with variation to build up document length for stress testing.</w:t>
-      </w:r>
-    </w:p>
-    <w:p>
-      <w:r>
-        <w:t>Paragraph 56: this regulatory text discusses cost-benefit considerations, compliance timelines, and carrier obligations under the proposed rule, repeated with variation to build up document length for stress testing.</w:t>
-      </w:r>
-    </w:p>
-    <w:p>
-      <w:r>
-        <w:t>Paragraph 57: this regulatory text discusses cost-benefit considerations, compliance timelines, and carrier obligations under the proposed rule, repeated with variation to build up document length for stress testing.</w:t>
-      </w:r>
-    </w:p>
-    <w:p>
-      <w:r>
-        <w:t>Paragraph 58: this regulatory text discusses cost-benefit considerations, compliance timelines, and carrier obligations under the proposed rule, repeated with variation to build up document length for stress testing.</w:t>
-      </w:r>
-    </w:p>
-    <w:p>
-      <w:r>
-        <w:t>Paragraph 59: this regulatory text discusses cost-benefit considerations, compliance timelines, and carrier obligations under the proposed rule, repeated with variation to build up document length for stress testing.</w:t>
-      </w:r>
-    </w:p>
-    <w:p>
-      <w:r>
-        <w:t>Paragraph 60: this regulatory text discusses cost-benefit considerations, compliance timelines, and carrier obligations under the proposed rule, repeated with variation to build up document length for stress testing.</w:t>
-      </w:r>
-      <w:r>
-        <w:t xml:space="preserve"> </w:t>
-      </w:r>
       <w:ins w:id="11" w:author="Reviewer A" w:date="2026-01-01T00:00:00Z">
         <w:r>
           <w:t>(flagged for review)</w:t>
@@ -446,52 +388,52 @@
     </w:p>
     <w:p>
       <w:r>
-        <w:t>Paragraph 61: this regulatory text discusses cost-benefit considerations, compliance timelines, and carrier obligations under the proposed rule, repeated with variation to build up document length for stress testing.</w:t>
-      </w:r>
-    </w:p>
-    <w:p>
-      <w:r>
-        <w:t>Paragraph 62: this regulatory text discusses cost-benefit considerations, compliance timelines, and carrier obligations under the proposed rule, repeated with variation to build up document length for stress testing.</w:t>
-      </w:r>
-    </w:p>
-    <w:p>
-      <w:r>
-        <w:t>Paragraph 63: this regulatory text discusses cost-benefit considerations, compliance timelines, and carrier obligations under the proposed rule, repeated with variation to build up document length for stress testing.</w:t>
-      </w:r>
-    </w:p>
-    <w:p>
-      <w:r>
-        <w:t>Paragraph 64: this regulatory text discusses cost-benefit considerations, compliance timelines, and carrier obligations under the proposed rule, repeated with variation to build up document length for stress testing.</w:t>
-      </w:r>
-    </w:p>
-    <w:p>
-      <w:r>
-        <w:t>Paragraph 65: this regulatory text discusses cost-benefit considerations, compliance timelines, and carrier obligations under the proposed rule, repeated with variation to build up document length for stress testing.</w:t>
-      </w:r>
-    </w:p>
-    <w:p>
-      <w:r>
-        <w:t>Paragraph 66: this regulatory text discusses cost-benefit considerations, compliance timelines, and carrier obligations under the proposed rule, repeated with variation to build up document length for stress testing.</w:t>
-      </w:r>
-    </w:p>
-    <w:p>
-      <w:r>
-        <w:t>Paragraph 67: this regulatory text discusses cost-benefit considerations, compliance timelines, and carrier obligations under the proposed rule, repeated with variation to build up document length for stress testing.</w:t>
-      </w:r>
-    </w:p>
-    <w:p>
-      <w:r>
-        <w:t>Paragraph 68: this regulatory text discusses cost-benefit considerations, compliance timelines, and carrier obligations under the proposed rule, repeated with variation to build up document length for stress testing.</w:t>
-      </w:r>
-    </w:p>
-    <w:p>
-      <w:r>
-        <w:t>Paragraph 69: this regulatory text discusses cost-benefit considerations, compliance timelines, and carrier obligations under the proposed rule, repeated with variation to build up document length for stress testing.</w:t>
-      </w:r>
-    </w:p>
-    <w:p>
-      <w:r>
-        <w:t>Paragraph 70: this regulatory text discusses cost-benefit considerations, compliance timelines, and carrier obligations under the proposed rule, repeated with variation to build up document length for stress testing.</w:t>
+        <w:t>Paragraph 51: this regulatory text discusses cost-benefit considerations, compliance timelines, and carrier obligations under the proposed rule, repeated with variation to build up document length for stress testing.</w:t>
+      </w:r>
+    </w:p>
+    <w:p>
+      <w:r>
+        <w:t>Paragraph 52: this regulatory text discusses cost-benefit considerations, compliance timelines, and carrier obligations under the proposed rule, repeated with variation to build up document length for stress testing.</w:t>
+      </w:r>
+    </w:p>
+    <w:p>
+      <w:r>
+        <w:t>Paragraph 53: this regulatory text discusses cost-benefit considerations, compliance timelines, and carrier obligations under the proposed rule, repeated with variation to build up document length for stress testing.</w:t>
+      </w:r>
+    </w:p>
+    <w:p>
+      <w:r>
+        <w:t>Paragraph 54: this regulatory text discusses cost-benefit considerations, compliance timelines, and carrier obligations under the proposed rule, repeated with variation to build up document length for stress testing.</w:t>
+      </w:r>
+    </w:p>
+    <w:p>
+      <w:r>
+        <w:t>Paragraph 55: this regulatory text discusses cost-benefit considerations, compliance timelines, and carrier obligations under the proposed rule, repeated with variation to build up document length for stress testing.</w:t>
+      </w:r>
+    </w:p>
+    <w:p>
+      <w:r>
+        <w:t>Paragraph 56: this regulatory text discusses cost-benefit considerations, compliance timelines, and carrier obligations under the proposed rule, repeated with variation to build up document length for stress testing.</w:t>
+      </w:r>
+    </w:p>
+    <w:p>
+      <w:r>
+        <w:t>Paragraph 57: this regulatory text discusses cost-benefit considerations, compliance timelines, and carrier obligations under the proposed rule, repeated with variation to build up document length for stress testing.</w:t>
+      </w:r>
+    </w:p>
+    <w:p>
+      <w:r>
+        <w:t>Paragraph 58: this regulatory text discusses cost-benefit considerations, compliance timelines, and carrier obligations under the proposed rule, repeated with variation to build up document length for stress testing.</w:t>
+      </w:r>
+    </w:p>
+    <w:p>
+      <w:r>
+        <w:t>Paragraph 59: this regulatory text discusses cost-benefit considerations, compliance timelines, and carrier obligations under the proposed rule, repeated with variation to build up document length for stress testing.</w:t>
+      </w:r>
+    </w:p>
+    <w:p>
+      <w:r>
+        <w:t>Paragraph 60: this regulatory text discusses cost-benefit considerations, compliance timelines, and carrier obligations under the proposed rule, repeated with variation to build up document length for stress testing.</w:t>
       </w:r>
       <w:r>
         <w:t xml:space="preserve"> </w:t>
@@ -504,60 +446,52 @@
     </w:p>
     <w:p>
       <w:r>
-        <w:t>Paragraph 71: this regulatory text discusses cost-benefit considerations, compliance timelines, and carrier obligations under the proposed rule, repeated with variation to build up document length for stress testing.</w:t>
-      </w:r>
-    </w:p>
-    <w:p>
-      <w:r>
-        <w:t>Paragraph 72: this regulatory text discusses cost-benefit considerations, compliance timelines, and carrier obligations under the proposed rule, repeated with variation to build up document length for stress testing.</w:t>
-      </w:r>
-    </w:p>
-    <w:p>
-      <w:r>
-        <w:t>Paragraph 73: this regulatory text discusses cost-benefit considerations, compliance timelines, and carrier obligations under the proposed rule, repeated with variation to build up document length for stress testing.</w:t>
-      </w:r>
-    </w:p>
-    <w:p>
-      <w:r>
-        <w:t>Paragraph 74: this regulatory text discusses cost-benefit considerations, compliance timelines, and carrier obligations under the proposed rule, repeated with variation to build up document length for stress testing.</w:t>
-      </w:r>
-    </w:p>
-    <w:p>
-      <w:pPr>
-        <w:pStyle w:val="Heading2"/>
-      </w:pPr>
-      <w:r>
-        <w:t>Section 4</w:t>
-      </w:r>
-    </w:p>
-    <w:p>
-      <w:r>
-        <w:t>Paragraph 75: this regulatory text discusses cost-benefit considerations, compliance timelines, and carrier obligations under the proposed rule, repeated with variation to build up document length for stress testing.</w:t>
-      </w:r>
-    </w:p>
-    <w:p>
-      <w:r>
-        <w:t>Paragraph 76: this regulatory text discusses cost-benefit considerations, compliance timelines, and carrier obligations under the proposed rule, repeated with variation to build up document length for stress testing.</w:t>
-      </w:r>
-    </w:p>
-    <w:p>
-      <w:r>
-        <w:t>Paragraph 77: this regulatory text discusses cost-benefit considerations, compliance timelines, and carrier obligations under the proposed rule, repeated with variation to build up document length for stress testing.</w:t>
-      </w:r>
-    </w:p>
-    <w:p>
-      <w:r>
-        <w:t>Paragraph 78: this regulatory text discusses cost-benefit considerations, compliance timelines, and carrier obligations under the proposed rule, repeated with variation to build up document length for stress testing.</w:t>
-      </w:r>
-    </w:p>
-    <w:p>
-      <w:r>
-        <w:t>Paragraph 79: this regulatory text discusses cost-benefit considerations, compliance timelines, and carrier obligations under the proposed rule, repeated with variation to build up document length for stress testing.</w:t>
-      </w:r>
-    </w:p>
-    <w:p>
-      <w:r>
-        <w:t>Paragraph 80: this regulatory text discusses cost-benefit considerations, compliance timelines, and carrier obligations under the proposed rule, repeated with variation to build up document length for stress testing.</w:t>
+        <w:t>Paragraph 61: this regulatory text discusses cost-benefit considerations, compliance timelines, and carrier obligations under the proposed rule, repeated with variation to build up document length for stress testing.</w:t>
+      </w:r>
+    </w:p>
+    <w:p>
+      <w:r>
+        <w:t>Paragraph 62: this regulatory text discusses cost-benefit considerations, compliance timelines, and carrier obligations under the proposed rule, repeated with variation to build up document length for stress testing.</w:t>
+      </w:r>
+    </w:p>
+    <w:p>
+      <w:r>
+        <w:t>Paragraph 63: this regulatory text discusses cost-benefit considerations, compliance timelines, and carrier obligations under the proposed rule, repeated with variation to build up document length for stress testing.</w:t>
+      </w:r>
+    </w:p>
+    <w:p>
+      <w:r>
+        <w:t>Paragraph 64: this regulatory text discusses cost-benefit considerations, compliance timelines, and carrier obligations under the proposed rule, repeated with variation to build up document length for stress testing.</w:t>
+      </w:r>
+    </w:p>
+    <w:p>
+      <w:r>
+        <w:t>Paragraph 65: this regulatory text discusses cost-benefit considerations, compliance timelines, and carrier obligations under the proposed rule, repeated with variation to build up document length for stress testing.</w:t>
+      </w:r>
+    </w:p>
+    <w:p>
+      <w:r>
+        <w:t>Paragraph 66: this regulatory text discusses cost-benefit considerations, compliance timelines, and carrier obligations under the proposed rule, repeated with variation to build up document length for stress testing.</w:t>
+      </w:r>
+    </w:p>
+    <w:p>
+      <w:r>
+        <w:t>Paragraph 67: this regulatory text discusses cost-benefit considerations, compliance timelines, and carrier obligations under the proposed rule, repeated with variation to build up document length for stress testing.</w:t>
+      </w:r>
+    </w:p>
+    <w:p>
+      <w:r>
+        <w:t>Paragraph 68: this regulatory text discusses cost-benefit considerations, compliance timelines, and carrier obligations under the proposed rule, repeated with variation to build up document length for stress testing.</w:t>
+      </w:r>
+    </w:p>
+    <w:p>
+      <w:r>
+        <w:t>Paragraph 69: this regulatory text discusses cost-benefit considerations, compliance timelines, and carrier obligations under the proposed rule, repeated with variation to build up document length for stress testing.</w:t>
+      </w:r>
+    </w:p>
+    <w:p>
+      <w:r>
+        <w:t>Paragraph 70: this regulatory text discusses cost-benefit considerations, compliance timelines, and carrier obligations under the proposed rule, repeated with variation to build up document length for stress testing.</w:t>
       </w:r>
       <w:r>
         <w:t xml:space="preserve"> </w:t>
@@ -570,6 +504,72 @@
     </w:p>
     <w:p>
       <w:r>
+        <w:t>Paragraph 71: this regulatory text discusses cost-benefit considerations, compliance timelines, and carrier obligations under the proposed rule, repeated with variation to build up document length for stress testing.</w:t>
+      </w:r>
+    </w:p>
+    <w:p>
+      <w:r>
+        <w:t>Paragraph 72: this regulatory text discusses cost-benefit considerations, compliance timelines, and carrier obligations under the proposed rule, repeated with variation to build up document length for stress testing.</w:t>
+      </w:r>
+    </w:p>
+    <w:p>
+      <w:r>
+        <w:t>Paragraph 73: this regulatory text discusses cost-benefit considerations, compliance timelines, and carrier obligations under the proposed rule, repeated with variation to build up document length for stress testing.</w:t>
+      </w:r>
+    </w:p>
+    <w:p>
+      <w:r>
+        <w:t>Paragraph 74: this regulatory text discusses cost-benefit considerations, compliance timelines, and carrier obligations under the proposed rule, repeated with variation to build up document length for stress testing.</w:t>
+      </w:r>
+    </w:p>
+    <w:p>
+      <w:pPr>
+        <w:pStyle w:val="Heading2"/>
+      </w:pPr>
+      <w:r>
+        <w:t>Section 4</w:t>
+      </w:r>
+    </w:p>
+    <w:p>
+      <w:r>
+        <w:t>Paragraph 75: this regulatory text discusses cost-benefit considerations, compliance timelines, and carrier obligations under the proposed rule, repeated with variation to build up document length for stress testing.</w:t>
+      </w:r>
+    </w:p>
+    <w:p>
+      <w:r>
+        <w:t>Paragraph 76: this regulatory text discusses cost-benefit considerations, compliance timelines, and carrier obligations under the proposed rule, repeated with variation to build up document length for stress testing.</w:t>
+      </w:r>
+    </w:p>
+    <w:p>
+      <w:r>
+        <w:t>Paragraph 77: this regulatory text discusses cost-benefit considerations, compliance timelines, and carrier obligations under the proposed rule, repeated with variation to build up document length for stress testing.</w:t>
+      </w:r>
+    </w:p>
+    <w:p>
+      <w:r>
+        <w:t>Paragraph 78: this regulatory text discusses cost-benefit considerations, compliance timelines, and carrier obligations under the proposed rule, repeated with variation to build up document length for stress testing.</w:t>
+      </w:r>
+    </w:p>
+    <w:p>
+      <w:r>
+        <w:t>Paragraph 79: this regulatory text discusses cost-benefit considerations, compliance timelines, and carrier obligations under the proposed rule, repeated with variation to build up document length for stress testing.</w:t>
+      </w:r>
+    </w:p>
+    <w:p>
+      <w:r>
+        <w:t>Paragraph 80: this regulatory text discusses cost-benefit considerations, compliance timelines, and carrier obligations under the proposed rule, repeated with variation to build up document length for stress testing.</w:t>
+      </w:r>
+      <w:r>
+        <w:t xml:space="preserve"> </w:t>
+      </w:r>
+      <w:ins w:id="14" w:author="Reviewer A" w:date="2026-01-01T00:00:00Z">
+        <w:r>
+          <w:t>(flagged for review)</w:t>
+        </w:r>
+      </w:ins>
+    </w:p>
+    <w:p>
+      <w:r>
         <w:t>Paragraph 81: this regulatory text discusses cost-benefit considerations, compliance timelines, and carrier obligations under the proposed rule, repeated with variation to build up document length for stress testing.</w:t>
       </w:r>
     </w:p>
@@ -620,7 +620,7 @@
       <w:r>
         <w:t xml:space="preserve"> </w:t>
       </w:r>
-      <w:ins w:id="14" w:author="Reviewer A" w:date="2026-01-01T00:00:00Z">
+      <w:ins w:id="15" w:author="Reviewer A" w:date="2026-01-01T00:00:00Z">
         <w:r>
           <w:t>(flagged for review)</w:t>
         </w:r>
@@ -735,64 +735,6 @@
       <w:r>
         <w:t xml:space="preserve"> </w:t>
       </w:r>
-      <w:ins w:id="15" w:author="Reviewer A" w:date="2026-01-01T00:00:00Z">
-        <w:r>
-          <w:t>(flagged for review)</w:t>
-        </w:r>
-      </w:ins>
-    </w:p>
-    <w:p>
-      <w:r>
-        <w:t>Paragraph 101: this regulatory text discusses cost-benefit considerations, compliance timelines, and carrier obligations under the proposed rule, repeated with variation to build up document length for stress testing.</w:t>
-      </w:r>
-    </w:p>
-    <w:p>
-      <w:r>
-        <w:t>Paragraph 102: this regulatory text discusses cost-benefit considerations, compliance timelines, and carrier obligations under the proposed rule, repeated with variation to build up document length for stress testing.</w:t>
-      </w:r>
-    </w:p>
-    <w:p>
-      <w:r>
-        <w:t>Paragraph 103: this regulatory text discusses cost-benefit considerations, compliance timelines, and carrier obligations under the proposed rule, repeated with variation to build up document length for stress testing.</w:t>
-      </w:r>
-    </w:p>
-    <w:p>
-      <w:r>
-        <w:t>Paragraph 104: this regulatory text discusses cost-benefit considerations, compliance timelines, and carrier obligations under the proposed rule, repeated with variation to build up document length for stress testing.</w:t>
-      </w:r>
-    </w:p>
-    <w:p>
-      <w:r>
-        <w:t>Paragraph 105: this regulatory text discusses cost-benefit considerations, compliance timelines, and carrier obligations under the proposed rule, repeated with variation to build up document length for stress testing.</w:t>
-      </w:r>
-    </w:p>
-    <w:p>
-      <w:r>
-        <w:t>Paragraph 106: this regulatory text discusses cost-benefit considerations, compliance timelines, and carrier obligations under the proposed rule, repeated with variation to build up document length for stress testing.</w:t>
-      </w:r>
-    </w:p>
-    <w:p>
-      <w:r>
-        <w:t>Paragraph 107: this regulatory text discusses cost-benefit considerations, compliance timelines, and carrier obligations under the proposed rule, repeated with variation to build up document length for stress testing.</w:t>
-      </w:r>
-    </w:p>
-    <w:p>
-      <w:r>
-        <w:t>Paragraph 108: this regulatory text discusses cost-benefit considerations, compliance timelines, and carrier obligations under the proposed rule, repeated with variation to build up document length for stress testing.</w:t>
-      </w:r>
-    </w:p>
-    <w:p>
-      <w:r>
-        <w:t>Paragraph 109: this regulatory text discusses cost-benefit considerations, compliance timelines, and carrier obligations under the proposed rule, repeated with variation to build up document length for stress testing.</w:t>
-      </w:r>
-    </w:p>
-    <w:p>
-      <w:r>
-        <w:t>Paragraph 110: this regulatory text discusses cost-benefit considerations, compliance timelines, and carrier obligations under the proposed rule, repeated with variation to build up document length for stress testing.</w:t>
-      </w:r>
-      <w:r>
-        <w:t xml:space="preserve"> </w:t>
-      </w:r>
       <w:ins w:id="16" w:author="Reviewer A" w:date="2026-01-01T00:00:00Z">
         <w:r>
           <w:t>(flagged for review)</w:t>
@@ -801,52 +743,52 @@
     </w:p>
     <w:p>
       <w:r>
-        <w:t>Paragraph 111: this regulatory text discusses cost-benefit considerations, compliance timelines, and carrier obligations under the proposed rule, repeated with variation to build up document length for stress testing.</w:t>
-      </w:r>
-    </w:p>
-    <w:p>
-      <w:r>
-        <w:t>Paragraph 112: this regulatory text discusses cost-benefit considerations, compliance timelines, and carrier obligations under the proposed rule, repeated with variation to build up document length for stress testing.</w:t>
-      </w:r>
-    </w:p>
-    <w:p>
-      <w:r>
-        <w:t>Paragraph 113: this regulatory text discusses cost-benefit considerations, compliance timelines, and carrier obligations under the proposed rule, repeated with variation to build up document length for stress testing.</w:t>
-      </w:r>
-    </w:p>
-    <w:p>
-      <w:r>
-        <w:t>Paragraph 114: this regulatory text discusses cost-benefit considerations, compliance timelines, and carrier obligations under the proposed rule, repeated with variation to build up document length for stress testing.</w:t>
-      </w:r>
-    </w:p>
-    <w:p>
-      <w:r>
-        <w:t>Paragraph 115: this regulatory text discusses cost-benefit considerations, compliance timelines, and carrier obligations under the proposed rule, repeated with variation to build up document length for stress testing.</w:t>
-      </w:r>
-    </w:p>
-    <w:p>
-      <w:r>
-        <w:t>Paragraph 116: this regulatory text discusses cost-benefit considerations, compliance timelines, and carrier obligations under the proposed rule, repeated with variation to build up document length for stress testing.</w:t>
-      </w:r>
-    </w:p>
-    <w:p>
-      <w:r>
-        <w:t>Paragraph 117: this regulatory text discusses cost-benefit considerations, compliance timelines, and carrier obligations under the proposed rule, repeated with variation to build up document length for stress testing.</w:t>
-      </w:r>
-    </w:p>
-    <w:p>
-      <w:r>
-        <w:t>Paragraph 118: this regulatory text discusses cost-benefit considerations, compliance timelines, and carrier obligations under the proposed rule, repeated with variation to build up document length for stress testing.</w:t>
-      </w:r>
-    </w:p>
-    <w:p>
-      <w:r>
-        <w:t>Paragraph 119: this regulatory text discusses cost-benefit considerations, compliance timelines, and carrier obligations under the proposed rule, repeated with variation to build up document length for stress testing.</w:t>
-      </w:r>
-    </w:p>
-    <w:p>
-      <w:r>
-        <w:t>Paragraph 120: this regulatory text discusses cost-benefit considerations, compliance timelines, and carrier obligations under the proposed rule, repeated with variation to build up document length for stress testing.</w:t>
+        <w:t>Paragraph 101: this regulatory text discusses cost-benefit considerations, compliance timelines, and carrier obligations under the proposed rule, repeated with variation to build up document length for stress testing.</w:t>
+      </w:r>
+    </w:p>
+    <w:p>
+      <w:r>
+        <w:t>Paragraph 102: this regulatory text discusses cost-benefit considerations, compliance timelines, and carrier obligations under the proposed rule, repeated with variation to build up document length for stress testing.</w:t>
+      </w:r>
+    </w:p>
+    <w:p>
+      <w:r>
+        <w:t>Paragraph 103: this regulatory text discusses cost-benefit considerations, compliance timelines, and carrier obligations under the proposed rule, repeated with variation to build up document length for stress testing.</w:t>
+      </w:r>
+    </w:p>
+    <w:p>
+      <w:r>
+        <w:t>Paragraph 104: this regulatory text discusses cost-benefit considerations, compliance timelines, and carrier obligations under the proposed rule, repeated with variation to build up document length for stress testing.</w:t>
+      </w:r>
+    </w:p>
+    <w:p>
+      <w:r>
+        <w:t>Paragraph 105: this regulatory text discusses cost-benefit considerations, compliance timelines, and carrier obligations under the proposed rule, repeated with variation to build up document length for stress testing.</w:t>
+      </w:r>
+    </w:p>
+    <w:p>
+      <w:r>
+        <w:t>Paragraph 106: this regulatory text discusses cost-benefit considerations, compliance timelines, and carrier obligations under the proposed rule, repeated with variation to build up document length for stress testing.</w:t>
+      </w:r>
+    </w:p>
+    <w:p>
+      <w:r>
+        <w:t>Paragraph 107: this regulatory text discusses cost-benefit considerations, compliance timelines, and carrier obligations under the proposed rule, repeated with variation to build up document length for stress testing.</w:t>
+      </w:r>
+    </w:p>
+    <w:p>
+      <w:r>
+        <w:t>Paragraph 108: this regulatory text discusses cost-benefit considerations, compliance timelines, and carrier obligations under the proposed rule, repeated with variation to build up document length for stress testing.</w:t>
+      </w:r>
+    </w:p>
+    <w:p>
+      <w:r>
+        <w:t>Paragraph 109: this regulatory text discusses cost-benefit considerations, compliance timelines, and carrier obligations under the proposed rule, repeated with variation to build up document length for stress testing.</w:t>
+      </w:r>
+    </w:p>
+    <w:p>
+      <w:r>
+        <w:t>Paragraph 110: this regulatory text discusses cost-benefit considerations, compliance timelines, and carrier obligations under the proposed rule, repeated with variation to build up document length for stress testing.</w:t>
       </w:r>
       <w:r>
         <w:t xml:space="preserve"> </w:t>
@@ -859,60 +801,52 @@
     </w:p>
     <w:p>
       <w:r>
-        <w:t>Paragraph 121: this regulatory text discusses cost-benefit considerations, compliance timelines, and carrier obligations under the proposed rule, repeated with variation to build up document length for stress testing.</w:t>
-      </w:r>
-    </w:p>
-    <w:p>
-      <w:r>
-        <w:t>Paragraph 122: this regulatory text discusses cost-benefit considerations, compliance timelines, and carrier obligations under the proposed rule, repeated with variation to build up document length for stress testing.</w:t>
-      </w:r>
-    </w:p>
-    <w:p>
-      <w:r>
-        <w:t>Paragraph 123: this regulatory text discusses cost-benefit considerations, compliance timelines, and carrier obligations under the proposed rule, repeated with variation to build up document length for stress testing.</w:t>
-      </w:r>
-    </w:p>
-    <w:p>
-      <w:r>
-        <w:t>Paragraph 124: this regulatory text discusses cost-benefit considerations, compliance timelines, and carrier obligations under the proposed rule, repeated with variation to build up document length for stress testing.</w:t>
-      </w:r>
-    </w:p>
-    <w:p>
-      <w:pPr>
-        <w:pStyle w:val="Heading2"/>
-      </w:pPr>
-      <w:r>
-        <w:t>Section 6</w:t>
-      </w:r>
-    </w:p>
-    <w:p>
-      <w:r>
-        <w:t>Paragraph 125: this regulatory text discusses cost-benefit considerations, compliance timelines, and carrier obligations under the proposed rule, repeated with variation to build up document length for stress testing.</w:t>
-      </w:r>
-    </w:p>
-    <w:p>
-      <w:r>
-        <w:t>Paragraph 126: this regulatory text discusses cost-benefit considerations, compliance timelines, and carrier obligations under the proposed rule, repeated with variation to build up document length for stress testing.</w:t>
-      </w:r>
-    </w:p>
-    <w:p>
-      <w:r>
-        <w:t>Paragraph 127: this regulatory text discusses cost-benefit considerations, compliance timelines, and carrier obligations under the proposed rule, repeated with variation to build up document length for stress testing.</w:t>
-      </w:r>
-    </w:p>
-    <w:p>
-      <w:r>
-        <w:t>Paragraph 128: this regulatory text discusses cost-benefit considerations, compliance timelines, and carrier obligations under the proposed rule, repeated with variation to build up document length for stress testing.</w:t>
-      </w:r>
-    </w:p>
-    <w:p>
-      <w:r>
-        <w:t>Paragraph 129: this regulatory text discusses cost-benefit considerations, compliance timelines, and carrier obligations under the proposed rule, repeated with variation to build up document length for stress testing.</w:t>
-      </w:r>
-    </w:p>
-    <w:p>
-      <w:r>
-        <w:t>Paragraph 130: this regulatory text discusses cost-benefit considerations, compliance timelines, and carrier obligations under the proposed rule, repeated with variation to build up document length for stress testing.</w:t>
+        <w:t>Paragraph 111: this regulatory text discusses cost-benefit considerations, compliance timelines, and carrier obligations under the proposed rule, repeated with variation to build up document length for stress testing.</w:t>
+      </w:r>
+    </w:p>
+    <w:p>
+      <w:r>
+        <w:t>Paragraph 112: this regulatory text discusses cost-benefit considerations, compliance timelines, and carrier obligations under the proposed rule, repeated with variation to build up document length for stress testing.</w:t>
+      </w:r>
+    </w:p>
+    <w:p>
+      <w:r>
+        <w:t>Paragraph 113: this regulatory text discusses cost-benefit considerations, compliance timelines, and carrier obligations under the proposed rule, repeated with variation to build up document length for stress testing.</w:t>
+      </w:r>
+    </w:p>
+    <w:p>
+      <w:r>
+        <w:t>Paragraph 114: this regulatory text discusses cost-benefit considerations, compliance timelines, and carrier obligations under the proposed rule, repeated with variation to build up document length for stress testing.</w:t>
+      </w:r>
+    </w:p>
+    <w:p>
+      <w:r>
+        <w:t>Paragraph 115: this regulatory text discusses cost-benefit considerations, compliance timelines, and carrier obligations under the proposed rule, repeated with variation to build up document length for stress testing.</w:t>
+      </w:r>
+    </w:p>
+    <w:p>
+      <w:r>
+        <w:t>Paragraph 116: this regulatory text discusses cost-benefit considerations, compliance timelines, and carrier obligations under the proposed rule, repeated with variation to build up document length for stress testing.</w:t>
+      </w:r>
+    </w:p>
+    <w:p>
+      <w:r>
+        <w:t>Paragraph 117: this regulatory text discusses cost-benefit considerations, compliance timelines, and carrier obligations under the proposed rule, repeated with variation to build up document length for stress testing.</w:t>
+      </w:r>
+    </w:p>
+    <w:p>
+      <w:r>
+        <w:t>Paragraph 118: this regulatory text discusses cost-benefit considerations, compliance timelines, and carrier obligations under the proposed rule, repeated with variation to build up document length for stress testing.</w:t>
+      </w:r>
+    </w:p>
+    <w:p>
+      <w:r>
+        <w:t>Paragraph 119: this regulatory text discusses cost-benefit considerations, compliance timelines, and carrier obligations under the proposed rule, repeated with variation to build up document length for stress testing.</w:t>
+      </w:r>
+    </w:p>
+    <w:p>
+      <w:r>
+        <w:t>Paragraph 120: this regulatory text discusses cost-benefit considerations, compliance timelines, and carrier obligations under the proposed rule, repeated with variation to build up document length for stress testing.</w:t>
       </w:r>
       <w:r>
         <w:t xml:space="preserve"> </w:t>
@@ -925,6 +859,72 @@
     </w:p>
     <w:p>
       <w:r>
+        <w:t>Paragraph 121: this regulatory text discusses cost-benefit considerations, compliance timelines, and carrier obligations under the proposed rule, repeated with variation to build up document length for stress testing.</w:t>
+      </w:r>
+    </w:p>
+    <w:p>
+      <w:r>
+        <w:t>Paragraph 122: this regulatory text discusses cost-benefit considerations, compliance timelines, and carrier obligations under the proposed rule, repeated with variation to build up document length for stress testing.</w:t>
+      </w:r>
+    </w:p>
+    <w:p>
+      <w:r>
+        <w:t>Paragraph 123: this regulatory text discusses cost-benefit considerations, compliance timelines, and carrier obligations under the proposed rule, repeated with variation to build up document length for stress testing.</w:t>
+      </w:r>
+    </w:p>
+    <w:p>
+      <w:r>
+        <w:t>Paragraph 124: this regulatory text discusses cost-benefit considerations, compliance timelines, and carrier obligations under the proposed rule, repeated with variation to build up document length for stress testing.</w:t>
+      </w:r>
+    </w:p>
+    <w:p>
+      <w:pPr>
+        <w:pStyle w:val="Heading2"/>
+      </w:pPr>
+      <w:r>
+        <w:t>Section 6</w:t>
+      </w:r>
+    </w:p>
+    <w:p>
+      <w:r>
+        <w:t>Paragraph 125: this regulatory text discusses cost-benefit considerations, compliance timelines, and carrier obligations under the proposed rule, repeated with variation to build up document length for stress testing.</w:t>
+      </w:r>
+    </w:p>
+    <w:p>
+      <w:r>
+        <w:t>Paragraph 126: this regulatory text discusses cost-benefit considerations, compliance timelines, and carrier obligations under the proposed rule, repeated with variation to build up document length for stress testing.</w:t>
+      </w:r>
+    </w:p>
+    <w:p>
+      <w:r>
+        <w:t>Paragraph 127: this regulatory text discusses cost-benefit considerations, compliance timelines, and carrier obligations under the proposed rule, repeated with variation to build up document length for stress testing.</w:t>
+      </w:r>
+    </w:p>
+    <w:p>
+      <w:r>
+        <w:t>Paragraph 128: this regulatory text discusses cost-benefit considerations, compliance timelines, and carrier obligations under the proposed rule, repeated with variation to build up document length for stress testing.</w:t>
+      </w:r>
+    </w:p>
+    <w:p>
+      <w:r>
+        <w:t>Paragraph 129: this regulatory text discusses cost-benefit considerations, compliance timelines, and carrier obligations under the proposed rule, repeated with variation to build up document length for stress testing.</w:t>
+      </w:r>
+    </w:p>
+    <w:p>
+      <w:r>
+        <w:t>Paragraph 130: this regulatory text discusses cost-benefit considerations, compliance timelines, and carrier obligations under the proposed rule, repeated with variation to build up document length for stress testing.</w:t>
+      </w:r>
+      <w:r>
+        <w:t xml:space="preserve"> </w:t>
+      </w:r>
+      <w:ins w:id="19" w:author="Reviewer A" w:date="2026-01-01T00:00:00Z">
+        <w:r>
+          <w:t>(flagged for review)</w:t>
+        </w:r>
+      </w:ins>
+    </w:p>
+    <w:p>
+      <w:r>
         <w:t>Paragraph 131: this regulatory text discusses cost-benefit considerations, compliance timelines, and carrier obligations under the proposed rule, repeated with variation to build up document length for stress testing.</w:t>
       </w:r>
     </w:p>
@@ -975,7 +975,7 @@
       <w:r>
         <w:t xml:space="preserve"> </w:t>
       </w:r>
-      <w:ins w:id="19" w:author="Reviewer A" w:date="2026-01-01T00:00:00Z">
+      <w:ins w:id="20" w:author="Reviewer A" w:date="2026-01-01T00:00:00Z">
         <w:r>
           <w:t>(flagged for review)</w:t>
         </w:r>
@@ -1090,64 +1090,6 @@
       <w:r>
         <w:t xml:space="preserve"> </w:t>
       </w:r>
-      <w:ins w:id="20" w:author="Reviewer A" w:date="2026-01-01T00:00:00Z">
-        <w:r>
-          <w:t>(flagged for review)</w:t>
-        </w:r>
-      </w:ins>
-    </w:p>
-    <w:p>
-      <w:r>
-        <w:t>Paragraph 151: this regulatory text discusses cost-benefit considerations, compliance timelines, and carrier obligations under the proposed rule, repeated with variation to build up document length for stress testing.</w:t>
-      </w:r>
-    </w:p>
-    <w:p>
-      <w:r>
-        <w:t>Paragraph 152: this regulatory text discusses cost-benefit considerations, compliance timelines, and carrier obligations under the proposed rule, repeated with variation to build up document length for stress testing.</w:t>
-      </w:r>
-    </w:p>
-    <w:p>
-      <w:r>
-        <w:t>Paragraph 153: this regulatory text discusses cost-benefit considerations, compliance timelines, and carrier obligations under the proposed rule, repeated with variation to build up document length for stress testing.</w:t>
-      </w:r>
-    </w:p>
-    <w:p>
-      <w:r>
-        <w:t>Paragraph 154: this regulatory text discusses cost-benefit considerations, compliance timelines, and carrier obligations under the proposed rule, repeated with variation to build up document length for stress testing.</w:t>
-      </w:r>
-    </w:p>
-    <w:p>
-      <w:r>
-        <w:t>Paragraph 155: this regulatory text discusses cost-benefit considerations, compliance timelines, and carrier obligations under the proposed rule, repeated with variation to build up document length for stress testing.</w:t>
-      </w:r>
-    </w:p>
-    <w:p>
-      <w:r>
-        <w:t>Paragraph 156: this regulatory text discusses cost-benefit considerations, compliance timelines, and carrier obligations under the proposed rule, repeated with variation to build up document length for stress testing.</w:t>
-      </w:r>
-    </w:p>
-    <w:p>
-      <w:r>
-        <w:t>Paragraph 157: this regulatory text discusses cost-benefit considerations, compliance timelines, and carrier obligations under the proposed rule, repeated with variation to build up document length for stress testing.</w:t>
-      </w:r>
-    </w:p>
-    <w:p>
-      <w:r>
-        <w:t>Paragraph 158: this regulatory text discusses cost-benefit considerations, compliance timelines, and carrier obligations under the proposed rule, repeated with variation to build up document length for stress testing.</w:t>
-      </w:r>
-    </w:p>
-    <w:p>
-      <w:r>
-        <w:t>Paragraph 159: this regulatory text discusses cost-benefit considerations, compliance timelines, and carrier obligations under the proposed rule, repeated with variation to build up document length for stress testing.</w:t>
-      </w:r>
-    </w:p>
-    <w:p>
-      <w:r>
-        <w:t>Paragraph 160: this regulatory text discusses cost-benefit considerations, compliance timelines, and carrier obligations under the proposed rule, repeated with variation to build up document length for stress testing.</w:t>
-      </w:r>
-      <w:r>
-        <w:t xml:space="preserve"> </w:t>
-      </w:r>
       <w:ins w:id="21" w:author="Reviewer A" w:date="2026-01-01T00:00:00Z">
         <w:r>
           <w:t>(flagged for review)</w:t>
@@ -1156,52 +1098,52 @@
     </w:p>
     <w:p>
       <w:r>
-        <w:t>Paragraph 161: this regulatory text discusses cost-benefit considerations, compliance timelines, and carrier obligations under the proposed rule, repeated with variation to build up document length for stress testing.</w:t>
-      </w:r>
-    </w:p>
-    <w:p>
-      <w:r>
-        <w:t>Paragraph 162: this regulatory text discusses cost-benefit considerations, compliance timelines, and carrier obligations under the proposed rule, repeated with variation to build up document length for stress testing.</w:t>
-      </w:r>
-    </w:p>
-    <w:p>
-      <w:r>
-        <w:t>Paragraph 163: this regulatory text discusses cost-benefit considerations, compliance timelines, and carrier obligations under the proposed rule, repeated with variation to build up document length for stress testing.</w:t>
-      </w:r>
-    </w:p>
-    <w:p>
-      <w:r>
-        <w:t>Paragraph 164: this regulatory text discusses cost-benefit considerations, compliance timelines, and carrier obligations under the proposed rule, repeated with variation to build up document length for stress testing.</w:t>
-      </w:r>
-    </w:p>
-    <w:p>
-      <w:r>
-        <w:t>Paragraph 165: this regulatory text discusses cost-benefit considerations, compliance timelines, and carrier obligations under the proposed rule, repeated with variation to build up document length for stress testing.</w:t>
-      </w:r>
-    </w:p>
-    <w:p>
-      <w:r>
-        <w:t>Paragraph 166: this regulatory text discusses cost-benefit considerations, compliance timelines, and carrier obligations under the proposed rule, repeated with variation to build up document length for stress testing.</w:t>
-      </w:r>
-    </w:p>
-    <w:p>
-      <w:r>
-        <w:t>Paragraph 167: this regulatory text discusses cost-benefit considerations, compliance timelines, and carrier obligations under the proposed rule, repeated with variation to build up document length for stress testing.</w:t>
-      </w:r>
-    </w:p>
-    <w:p>
-      <w:r>
-        <w:t>Paragraph 168: this regulatory text discusses cost-benefit considerations, compliance timelines, and carrier obligations under the proposed rule, repeated with variation to build up document length for stress testing.</w:t>
-      </w:r>
-    </w:p>
-    <w:p>
-      <w:r>
-        <w:t>Paragraph 169: this regulatory text discusses cost-benefit considerations, compliance timelines, and carrier obligations under the proposed rule, repeated with variation to build up document length for stress testing.</w:t>
-      </w:r>
-    </w:p>
-    <w:p>
-      <w:r>
-        <w:t>Paragraph 170: this regulatory text discusses cost-benefit considerations, compliance timelines, and carrier obligations under the proposed rule, repeated with variation to build up document length for stress testing.</w:t>
+        <w:t>Paragraph 151: this regulatory text discusses cost-benefit considerations, compliance timelines, and carrier obligations under the proposed rule, repeated with variation to build up document length for stress testing.</w:t>
+      </w:r>
+    </w:p>
+    <w:p>
+      <w:r>
+        <w:t>Paragraph 152: this regulatory text discusses cost-benefit considerations, compliance timelines, and carrier obligations under the proposed rule, repeated with variation to build up document length for stress testing.</w:t>
+      </w:r>
+    </w:p>
+    <w:p>
+      <w:r>
+        <w:t>Paragraph 153: this regulatory text discusses cost-benefit considerations, compliance timelines, and carrier obligations under the proposed rule, repeated with variation to build up document length for stress testing.</w:t>
+      </w:r>
+    </w:p>
+    <w:p>
+      <w:r>
+        <w:t>Paragraph 154: this regulatory text discusses cost-benefit considerations, compliance timelines, and carrier obligations under the proposed rule, repeated with variation to build up document length for stress testing.</w:t>
+      </w:r>
+    </w:p>
+    <w:p>
+      <w:r>
+        <w:t>Paragraph 155: this regulatory text discusses cost-benefit considerations, compliance timelines, and carrier obligations under the proposed rule, repeated with variation to build up document length for stress testing.</w:t>
+      </w:r>
+    </w:p>
+    <w:p>
+      <w:r>
+        <w:t>Paragraph 156: this regulatory text discusses cost-benefit considerations, compliance timelines, and carrier obligations under the proposed rule, repeated with variation to build up document length for stress testing.</w:t>
+      </w:r>
+    </w:p>
+    <w:p>
+      <w:r>
+        <w:t>Paragraph 157: this regulatory text discusses cost-benefit considerations, compliance timelines, and carrier obligations under the proposed rule, repeated with variation to build up document length for stress testing.</w:t>
+      </w:r>
+    </w:p>
+    <w:p>
+      <w:r>
+        <w:t>Paragraph 158: this regulatory text discusses cost-benefit considerations, compliance timelines, and carrier obligations under the proposed rule, repeated with variation to build up document length for stress testing.</w:t>
+      </w:r>
+    </w:p>
+    <w:p>
+      <w:r>
+        <w:t>Paragraph 159: this regulatory text discusses cost-benefit considerations, compliance timelines, and carrier obligations under the proposed rule, repeated with variation to build up document length for stress testing.</w:t>
+      </w:r>
+    </w:p>
+    <w:p>
+      <w:r>
+        <w:t>Paragraph 160: this regulatory text discusses cost-benefit considerations, compliance timelines, and carrier obligations under the proposed rule, repeated with variation to build up document length for stress testing.</w:t>
       </w:r>
       <w:r>
         <w:t xml:space="preserve"> </w:t>
@@ -1214,60 +1156,52 @@
     </w:p>
     <w:p>
       <w:r>
-        <w:t>Paragraph 171: this regulatory text discusses cost-benefit considerations, compliance timelines, and carrier obligations under the proposed rule, repeated with variation to build up document length for stress testing.</w:t>
-      </w:r>
-    </w:p>
-    <w:p>
-      <w:r>
-        <w:t>Paragraph 172: this regulatory text discusses cost-benefit considerations, compliance timelines, and carrier obligations under the proposed rule, repeated with variation to build up document length for stress testing.</w:t>
-      </w:r>
-    </w:p>
-    <w:p>
-      <w:r>
-        <w:t>Paragraph 173: this regulatory text discusses cost-benefit considerations, compliance timelines, and carrier obligations under the proposed rule, repeated with variation to build up document length for stress testing.</w:t>
-      </w:r>
-    </w:p>
-    <w:p>
-      <w:r>
-        <w:t>Paragraph 174: this regulatory text discusses cost-benefit considerations, compliance timelines, and carrier obligations under the proposed rule, repeated with variation to build up document length for stress testing.</w:t>
-      </w:r>
-    </w:p>
-    <w:p>
-      <w:pPr>
-        <w:pStyle w:val="Heading2"/>
-      </w:pPr>
-      <w:r>
-        <w:t>Section 8</w:t>
-      </w:r>
-    </w:p>
-    <w:p>
-      <w:r>
-        <w:t>Paragraph 175: this regulatory text discusses cost-benefit considerations, compliance timelines, and carrier obligations under the proposed rule, repeated with variation to build up document length for stress testing.</w:t>
-      </w:r>
-    </w:p>
-    <w:p>
-      <w:r>
-        <w:t>Paragraph 176: this regulatory text discusses cost-benefit considerations, compliance timelines, and carrier obligations under the proposed rule, repeated with variation to build up document length for stress testing.</w:t>
-      </w:r>
-    </w:p>
-    <w:p>
-      <w:r>
-        <w:t>Paragraph 177: this regulatory text discusses cost-benefit considerations, compliance timelines, and carrier obligations under the proposed rule, repeated with variation to build up document length for stress testing.</w:t>
-      </w:r>
-    </w:p>
-    <w:p>
-      <w:r>
-        <w:t>Paragraph 178: this regulatory text discusses cost-benefit considerations, compliance timelines, and carrier obligations under the proposed rule, repeated with variation to build up document length for stress testing.</w:t>
-      </w:r>
-    </w:p>
-    <w:p>
-      <w:r>
-        <w:t>Paragraph 179: this regulatory text discusses cost-benefit considerations, compliance timelines, and carrier obligations under the proposed rule, repeated with variation to build up document length for stress testing.</w:t>
-      </w:r>
-    </w:p>
-    <w:p>
-      <w:r>
-        <w:t>Paragraph 180: this regulatory text discusses cost-benefit considerations, compliance timelines, and carrier obligations under the proposed rule, repeated with variation to build up document length for stress testing.</w:t>
+        <w:t>Paragraph 161: this regulatory text discusses cost-benefit considerations, compliance timelines, and carrier obligations under the proposed rule, repeated with variation to build up document length for stress testing.</w:t>
+      </w:r>
+    </w:p>
+    <w:p>
+      <w:r>
+        <w:t>Paragraph 162: this regulatory text discusses cost-benefit considerations, compliance timelines, and carrier obligations under the proposed rule, repeated with variation to build up document length for stress testing.</w:t>
+      </w:r>
+    </w:p>
+    <w:p>
+      <w:r>
+        <w:t>Paragraph 163: this regulatory text discusses cost-benefit considerations, compliance timelines, and carrier obligations under the proposed rule, repeated with variation to build up document length for stress testing.</w:t>
+      </w:r>
+    </w:p>
+    <w:p>
+      <w:r>
+        <w:t>Paragraph 164: this regulatory text discusses cost-benefit considerations, compliance timelines, and carrier obligations under the proposed rule, repeated with variation to build up document length for stress testing.</w:t>
+      </w:r>
+    </w:p>
+    <w:p>
+      <w:r>
+        <w:t>Paragraph 165: this regulatory text discusses cost-benefit considerations, compliance timelines, and carrier obligations under the proposed rule, repeated with variation to build up document length for stress testing.</w:t>
+      </w:r>
+    </w:p>
+    <w:p>
+      <w:r>
+        <w:t>Paragraph 166: this regulatory text discusses cost-benefit considerations, compliance timelines, and carrier obligations under the proposed rule, repeated with variation to build up document length for stress testing.</w:t>
+      </w:r>
+    </w:p>
+    <w:p>
+      <w:r>
+        <w:t>Paragraph 167: this regulatory text discusses cost-benefit considerations, compliance timelines, and carrier obligations under the proposed rule, repeated with variation to build up document length for stress testing.</w:t>
+      </w:r>
+    </w:p>
+    <w:p>
+      <w:r>
+        <w:t>Paragraph 168: this regulatory text discusses cost-benefit considerations, compliance timelines, and carrier obligations under the proposed rule, repeated with variation to build up document length for stress testing.</w:t>
+      </w:r>
+    </w:p>
+    <w:p>
+      <w:r>
+        <w:t>Paragraph 169: this regulatory text discusses cost-benefit considerations, compliance timelines, and carrier obligations under the proposed rule, repeated with variation to build up document length for stress testing.</w:t>
+      </w:r>
+    </w:p>
+    <w:p>
+      <w:r>
+        <w:t>Paragraph 170: this regulatory text discusses cost-benefit considerations, compliance timelines, and carrier obligations under the proposed rule, repeated with variation to build up document length for stress testing.</w:t>
       </w:r>
       <w:r>
         <w:t xml:space="preserve"> </w:t>
@@ -1280,6 +1214,72 @@
     </w:p>
     <w:p>
       <w:r>
+        <w:t>Paragraph 171: this regulatory text discusses cost-benefit considerations, compliance timelines, and carrier obligations under the proposed rule, repeated with variation to build up document length for stress testing.</w:t>
+      </w:r>
+    </w:p>
+    <w:p>
+      <w:r>
+        <w:t>Paragraph 172: this regulatory text discusses cost-benefit considerations, compliance timelines, and carrier obligations under the proposed rule, repeated with variation to build up document length for stress testing.</w:t>
+      </w:r>
+    </w:p>
+    <w:p>
+      <w:r>
+        <w:t>Paragraph 173: this regulatory text discusses cost-benefit considerations, compliance timelines, and carrier obligations under the proposed rule, repeated with variation to build up document length for stress testing.</w:t>
+      </w:r>
+    </w:p>
+    <w:p>
+      <w:r>
+        <w:t>Paragraph 174: this regulatory text discusses cost-benefit considerations, compliance timelines, and carrier obligations under the proposed rule, repeated with variation to build up document length for stress testing.</w:t>
+      </w:r>
+    </w:p>
+    <w:p>
+      <w:pPr>
+        <w:pStyle w:val="Heading2"/>
+      </w:pPr>
+      <w:r>
+        <w:t>Section 8</w:t>
+      </w:r>
+    </w:p>
+    <w:p>
+      <w:r>
+        <w:t>Paragraph 175: this regulatory text discusses cost-benefit considerations, compliance timelines, and carrier obligations under the proposed rule, repeated with variation to build up document length for stress testing.</w:t>
+      </w:r>
+    </w:p>
+    <w:p>
+      <w:r>
+        <w:t>Paragraph 176: this regulatory text discusses cost-benefit considerations, compliance timelines, and carrier obligations under the proposed rule, repeated with variation to build up document length for stress testing.</w:t>
+      </w:r>
+    </w:p>
+    <w:p>
+      <w:r>
+        <w:t>Paragraph 177: this regulatory text discusses cost-benefit considerations, compliance timelines, and carrier obligations under the proposed rule, repeated with variation to build up document length for stress testing.</w:t>
+      </w:r>
+    </w:p>
+    <w:p>
+      <w:r>
+        <w:t>Paragraph 178: this regulatory text discusses cost-benefit considerations, compliance timelines, and carrier obligations under the proposed rule, repeated with variation to build up document length for stress testing.</w:t>
+      </w:r>
+    </w:p>
+    <w:p>
+      <w:r>
+        <w:t>Paragraph 179: this regulatory text discusses cost-benefit considerations, compliance timelines, and carrier obligations under the proposed rule, repeated with variation to build up document length for stress testing.</w:t>
+      </w:r>
+    </w:p>
+    <w:p>
+      <w:r>
+        <w:t>Paragraph 180: this regulatory text discusses cost-benefit considerations, compliance timelines, and carrier obligations under the proposed rule, repeated with variation to build up document length for stress testing.</w:t>
+      </w:r>
+      <w:r>
+        <w:t xml:space="preserve"> </w:t>
+      </w:r>
+      <w:ins w:id="24" w:author="Reviewer A" w:date="2026-01-01T00:00:00Z">
+        <w:r>
+          <w:t>(flagged for review)</w:t>
+        </w:r>
+      </w:ins>
+    </w:p>
+    <w:p>
+      <w:r>
         <w:t>Paragraph 181: this regulatory text discusses cost-benefit considerations, compliance timelines, and carrier obligations under the proposed rule, repeated with variation to build up document length for stress testing.</w:t>
       </w:r>
     </w:p>
@@ -1330,7 +1330,7 @@
       <w:r>
         <w:t xml:space="preserve"> </w:t>
       </w:r>
-      <w:ins w:id="24" w:author="Reviewer A" w:date="2026-01-01T00:00:00Z">
+      <w:ins w:id="25" w:author="Reviewer A" w:date="2026-01-01T00:00:00Z">
         <w:r>
           <w:t>(flagged for review)</w:t>
         </w:r>
@@ -1445,64 +1445,6 @@
       <w:r>
         <w:t xml:space="preserve"> </w:t>
       </w:r>
-      <w:ins w:id="25" w:author="Reviewer A" w:date="2026-01-01T00:00:00Z">
-        <w:r>
-          <w:t>(flagged for review)</w:t>
-        </w:r>
-      </w:ins>
-    </w:p>
-    <w:p>
-      <w:r>
-        <w:t>Paragraph 201: this regulatory text discusses cost-benefit considerations, compliance timelines, and carrier obligations under the proposed rule, repeated with variation to build up document length for stress testing.</w:t>
-      </w:r>
-    </w:p>
-    <w:p>
-      <w:r>
-        <w:t>Paragraph 202: this regulatory text discusses cost-benefit considerations, compliance timelines, and carrier obligations under the proposed rule, repeated with variation to build up document length for stress testing.</w:t>
-      </w:r>
-    </w:p>
-    <w:p>
-      <w:r>
-        <w:t>Paragraph 203: this regulatory text discusses cost-benefit considerations, compliance timelines, and carrier obligations under the proposed rule, repeated with variation to build up document length for stress testing.</w:t>
-      </w:r>
-    </w:p>
-    <w:p>
-      <w:r>
-        <w:t>Paragraph 204: this regulatory text discusses cost-benefit considerations, compliance timelines, and carrier obligations under the proposed rule, repeated with variation to build up document length for stress testing.</w:t>
-      </w:r>
-    </w:p>
-    <w:p>
-      <w:r>
-        <w:t>Paragraph 205: this regulatory text discusses cost-benefit considerations, compliance timelines, and carrier obligations under the proposed rule, repeated with variation to build up document length for stress testing.</w:t>
-      </w:r>
-    </w:p>
-    <w:p>
-      <w:r>
-        <w:t>Paragraph 206: this regulatory text discusses cost-benefit considerations, compliance timelines, and carrier obligations under the proposed rule, repeated with variation to build up document length for stress testing.</w:t>
-      </w:r>
-    </w:p>
-    <w:p>
-      <w:r>
-        <w:t>Paragraph 207: this regulatory text discusses cost-benefit considerations, compliance timelines, and carrier obligations under the proposed rule, repeated with variation to build up document length for stress testing.</w:t>
-      </w:r>
-    </w:p>
-    <w:p>
-      <w:r>
-        <w:t>Paragraph 208: this regulatory text discusses cost-benefit considerations, compliance timelines, and carrier obligations under the proposed rule, repeated with variation to build up document length for stress testing.</w:t>
-      </w:r>
-    </w:p>
-    <w:p>
-      <w:r>
-        <w:t>Paragraph 209: this regulatory text discusses cost-benefit considerations, compliance timelines, and carrier obligations under the proposed rule, repeated with variation to build up document length for stress testing.</w:t>
-      </w:r>
-    </w:p>
-    <w:p>
-      <w:r>
-        <w:t>Paragraph 210: this regulatory text discusses cost-benefit considerations, compliance timelines, and carrier obligations under the proposed rule, repeated with variation to build up document length for stress testing.</w:t>
-      </w:r>
-      <w:r>
-        <w:t xml:space="preserve"> </w:t>
-      </w:r>
       <w:ins w:id="26" w:author="Reviewer A" w:date="2026-01-01T00:00:00Z">
         <w:r>
           <w:t>(flagged for review)</w:t>
@@ -1511,52 +1453,52 @@
     </w:p>
     <w:p>
       <w:r>
-        <w:t>Paragraph 211: this regulatory text discusses cost-benefit considerations, compliance timelines, and carrier obligations under the proposed rule, repeated with variation to build up document length for stress testing.</w:t>
-      </w:r>
-    </w:p>
-    <w:p>
-      <w:r>
-        <w:t>Paragraph 212: this regulatory text discusses cost-benefit considerations, compliance timelines, and carrier obligations under the proposed rule, repeated with variation to build up document length for stress testing.</w:t>
-      </w:r>
-    </w:p>
-    <w:p>
-      <w:r>
-        <w:t>Paragraph 213: this regulatory text discusses cost-benefit considerations, compliance timelines, and carrier obligations under the proposed rule, repeated with variation to build up document length for stress testing.</w:t>
-      </w:r>
-    </w:p>
-    <w:p>
-      <w:r>
-        <w:t>Paragraph 214: this regulatory text discusses cost-benefit considerations, compliance timelines, and carrier obligations under the proposed rule, repeated with variation to build up document length for stress testing.</w:t>
-      </w:r>
-    </w:p>
-    <w:p>
-      <w:r>
-        <w:t>Paragraph 215: this regulatory text discusses cost-benefit considerations, compliance timelines, and carrier obligations under the proposed rule, repeated with variation to build up document length for stress testing.</w:t>
-      </w:r>
-    </w:p>
-    <w:p>
-      <w:r>
-        <w:t>Paragraph 216: this regulatory text discusses cost-benefit considerations, compliance timelines, and carrier obligations under the proposed rule, repeated with variation to build up document length for stress testing.</w:t>
-      </w:r>
-    </w:p>
-    <w:p>
-      <w:r>
-        <w:t>Paragraph 217: this regulatory text discusses cost-benefit considerations, compliance timelines, and carrier obligations under the proposed rule, repeated with variation to build up document length for stress testing.</w:t>
-      </w:r>
-    </w:p>
-    <w:p>
-      <w:r>
-        <w:t>Paragraph 218: this regulatory text discusses cost-benefit considerations, compliance timelines, and carrier obligations under the proposed rule, repeated with variation to build up document length for stress testing.</w:t>
-      </w:r>
-    </w:p>
-    <w:p>
-      <w:r>
-        <w:t>Paragraph 219: this regulatory text discusses cost-benefit considerations, compliance timelines, and carrier obligations under the proposed rule, repeated with variation to build up document length for stress testing.</w:t>
-      </w:r>
-    </w:p>
-    <w:p>
-      <w:r>
-        <w:t>Paragraph 220: this regulatory text discusses cost-benefit considerations, compliance timelines, and carrier obligations under the proposed rule, repeated with variation to build up document length for stress testing.</w:t>
+        <w:t>Paragraph 201: this regulatory text discusses cost-benefit considerations, compliance timelines, and carrier obligations under the proposed rule, repeated with variation to build up document length for stress testing.</w:t>
+      </w:r>
+    </w:p>
+    <w:p>
+      <w:r>
+        <w:t>Paragraph 202: this regulatory text discusses cost-benefit considerations, compliance timelines, and carrier obligations under the proposed rule, repeated with variation to build up document length for stress testing.</w:t>
+      </w:r>
+    </w:p>
+    <w:p>
+      <w:r>
+        <w:t>Paragraph 203: this regulatory text discusses cost-benefit considerations, compliance timelines, and carrier obligations under the proposed rule, repeated with variation to build up document length for stress testing.</w:t>
+      </w:r>
+    </w:p>
+    <w:p>
+      <w:r>
+        <w:t>Paragraph 204: this regulatory text discusses cost-benefit considerations, compliance timelines, and carrier obligations under the proposed rule, repeated with variation to build up document length for stress testing.</w:t>
+      </w:r>
+    </w:p>
+    <w:p>
+      <w:r>
+        <w:t>Paragraph 205: this regulatory text discusses cost-benefit considerations, compliance timelines, and carrier obligations under the proposed rule, repeated with variation to build up document length for stress testing.</w:t>
+      </w:r>
+    </w:p>
+    <w:p>
+      <w:r>
+        <w:t>Paragraph 206: this regulatory text discusses cost-benefit considerations, compliance timelines, and carrier obligations under the proposed rule, repeated with variation to build up document length for stress testing.</w:t>
+      </w:r>
+    </w:p>
+    <w:p>
+      <w:r>
+        <w:t>Paragraph 207: this regulatory text discusses cost-benefit considerations, compliance timelines, and carrier obligations under the proposed rule, repeated with variation to build up document length for stress testing.</w:t>
+      </w:r>
+    </w:p>
+    <w:p>
+      <w:r>
+        <w:t>Paragraph 208: this regulatory text discusses cost-benefit considerations, compliance timelines, and carrier obligations under the proposed rule, repeated with variation to build up document length for stress testing.</w:t>
+      </w:r>
+    </w:p>
+    <w:p>
+      <w:r>
+        <w:t>Paragraph 209: this regulatory text discusses cost-benefit considerations, compliance timelines, and carrier obligations under the proposed rule, repeated with variation to build up document length for stress testing.</w:t>
+      </w:r>
+    </w:p>
+    <w:p>
+      <w:r>
+        <w:t>Paragraph 210: this regulatory text discusses cost-benefit considerations, compliance timelines, and carrier obligations under the proposed rule, repeated with variation to build up document length for stress testing.</w:t>
       </w:r>
       <w:r>
         <w:t xml:space="preserve"> </w:t>
@@ -1569,60 +1511,52 @@
     </w:p>
     <w:p>
       <w:r>
-        <w:t>Paragraph 221: this regulatory text discusses cost-benefit considerations, compliance timelines, and carrier obligations under the proposed rule, repeated with variation to build up document length for stress testing.</w:t>
-      </w:r>
-    </w:p>
-    <w:p>
-      <w:r>
-        <w:t>Paragraph 222: this regulatory text discusses cost-benefit considerations, compliance timelines, and carrier obligations under the proposed rule, repeated with variation to build up document length for stress testing.</w:t>
-      </w:r>
-    </w:p>
-    <w:p>
-      <w:r>
-        <w:t>Paragraph 223: this regulatory text discusses cost-benefit considerations, compliance timelines, and carrier obligations under the proposed rule, repeated with variation to build up document length for stress testing.</w:t>
-      </w:r>
-    </w:p>
-    <w:p>
-      <w:r>
-        <w:t>Paragraph 224: this regulatory text discusses cost-benefit considerations, compliance timelines, and carrier obligations under the proposed rule, repeated with variation to build up document length for stress testing.</w:t>
-      </w:r>
-    </w:p>
-    <w:p>
-      <w:pPr>
-        <w:pStyle w:val="Heading2"/>
-      </w:pPr>
-      <w:r>
-        <w:t>Section 10</w:t>
-      </w:r>
-    </w:p>
-    <w:p>
-      <w:r>
-        <w:t>Paragraph 225: this regulatory text discusses cost-benefit considerations, compliance timelines, and carrier obligations under the proposed rule, repeated with variation to build up document length for stress testing.</w:t>
-      </w:r>
-    </w:p>
-    <w:p>
-      <w:r>
-        <w:t>Paragraph 226: this regulatory text discusses cost-benefit considerations, compliance timelines, and carrier obligations under the proposed rule, repeated with variation to build up document length for stress testing.</w:t>
-      </w:r>
-    </w:p>
-    <w:p>
-      <w:r>
-        <w:t>Paragraph 227: this regulatory text discusses cost-benefit considerations, compliance timelines, and carrier obligations under the proposed rule, repeated with variation to build up document length for stress testing.</w:t>
-      </w:r>
-    </w:p>
-    <w:p>
-      <w:r>
-        <w:t>Paragraph 228: this regulatory text discusses cost-benefit considerations, compliance timelines, and carrier obligations under the proposed rule, repeated with variation to build up document length for stress testing.</w:t>
-      </w:r>
-    </w:p>
-    <w:p>
-      <w:r>
-        <w:t>Paragraph 229: this regulatory text discusses cost-benefit considerations, compliance timelines, and carrier obligations under the proposed rule, repeated with variation to build up document length for stress testing.</w:t>
-      </w:r>
-    </w:p>
-    <w:p>
-      <w:r>
-        <w:t>Paragraph 230: this regulatory text discusses cost-benefit considerations, compliance timelines, and carrier obligations under the proposed rule, repeated with variation to build up document length for stress testing.</w:t>
+        <w:t>Paragraph 211: this regulatory text discusses cost-benefit considerations, compliance timelines, and carrier obligations under the proposed rule, repeated with variation to build up document length for stress testing.</w:t>
+      </w:r>
+    </w:p>
+    <w:p>
+      <w:r>
+        <w:t>Paragraph 212: this regulatory text discusses cost-benefit considerations, compliance timelines, and carrier obligations under the proposed rule, repeated with variation to build up document length for stress testing.</w:t>
+      </w:r>
+    </w:p>
+    <w:p>
+      <w:r>
+        <w:t>Paragraph 213: this regulatory text discusses cost-benefit considerations, compliance timelines, and carrier obligations under the proposed rule, repeated with variation to build up document length for stress testing.</w:t>
+      </w:r>
+    </w:p>
+    <w:p>
+      <w:r>
+        <w:t>Paragraph 214: this regulatory text discusses cost-benefit considerations, compliance timelines, and carrier obligations under the proposed rule, repeated with variation to build up document length for stress testing.</w:t>
+      </w:r>
+    </w:p>
+    <w:p>
+      <w:r>
+        <w:t>Paragraph 215: this regulatory text discusses cost-benefit considerations, compliance timelines, and carrier obligations under the proposed rule, repeated with variation to build up document length for stress testing.</w:t>
+      </w:r>
+    </w:p>
+    <w:p>
+      <w:r>
+        <w:t>Paragraph 216: this regulatory text discusses cost-benefit considerations, compliance timelines, and carrier obligations under the proposed rule, repeated with variation to build up document length for stress testing.</w:t>
+      </w:r>
+    </w:p>
+    <w:p>
+      <w:r>
+        <w:t>Paragraph 217: this regulatory text discusses cost-benefit considerations, compliance timelines, and carrier obligations under the proposed rule, repeated with variation to build up document length for stress testing.</w:t>
+      </w:r>
+    </w:p>
+    <w:p>
+      <w:r>
+        <w:t>Paragraph 218: this regulatory text discusses cost-benefit considerations, compliance timelines, and carrier obligations under the proposed rule, repeated with variation to build up document length for stress testing.</w:t>
+      </w:r>
+    </w:p>
+    <w:p>
+      <w:r>
+        <w:t>Paragraph 219: this regulatory text discusses cost-benefit considerations, compliance timelines, and carrier obligations under the proposed rule, repeated with variation to build up document length for stress testing.</w:t>
+      </w:r>
+    </w:p>
+    <w:p>
+      <w:r>
+        <w:t>Paragraph 220: this regulatory text discusses cost-benefit considerations, compliance timelines, and carrier obligations under the proposed rule, repeated with variation to build up document length for stress testing.</w:t>
       </w:r>
       <w:r>
         <w:t xml:space="preserve"> </w:t>
@@ -1635,6 +1569,72 @@
     </w:p>
     <w:p>
       <w:r>
+        <w:t>Paragraph 221: this regulatory text discusses cost-benefit considerations, compliance timelines, and carrier obligations under the proposed rule, repeated with variation to build up document length for stress testing.</w:t>
+      </w:r>
+    </w:p>
+    <w:p>
+      <w:r>
+        <w:t>Paragraph 222: this regulatory text discusses cost-benefit considerations, compliance timelines, and carrier obligations under the proposed rule, repeated with variation to build up document length for stress testing.</w:t>
+      </w:r>
+    </w:p>
+    <w:p>
+      <w:r>
+        <w:t>Paragraph 223: this regulatory text discusses cost-benefit considerations, compliance timelines, and carrier obligations under the proposed rule, repeated with variation to build up document length for stress testing.</w:t>
+      </w:r>
+    </w:p>
+    <w:p>
+      <w:r>
+        <w:t>Paragraph 224: this regulatory text discusses cost-benefit considerations, compliance timelines, and carrier obligations under the proposed rule, repeated with variation to build up document length for stress testing.</w:t>
+      </w:r>
+    </w:p>
+    <w:p>
+      <w:pPr>
+        <w:pStyle w:val="Heading2"/>
+      </w:pPr>
+      <w:r>
+        <w:t>Section 10</w:t>
+      </w:r>
+    </w:p>
+    <w:p>
+      <w:r>
+        <w:t>Paragraph 225: this regulatory text discusses cost-benefit considerations, compliance timelines, and carrier obligations under the proposed rule, repeated with variation to build up document length for stress testing.</w:t>
+      </w:r>
+    </w:p>
+    <w:p>
+      <w:r>
+        <w:t>Paragraph 226: this regulatory text discusses cost-benefit considerations, compliance timelines, and carrier obligations under the proposed rule, repeated with variation to build up document length for stress testing.</w:t>
+      </w:r>
+    </w:p>
+    <w:p>
+      <w:r>
+        <w:t>Paragraph 227: this regulatory text discusses cost-benefit considerations, compliance timelines, and carrier obligations under the proposed rule, repeated with variation to build up document length for stress testing.</w:t>
+      </w:r>
+    </w:p>
+    <w:p>
+      <w:r>
+        <w:t>Paragraph 228: this regulatory text discusses cost-benefit considerations, compliance timelines, and carrier obligations under the proposed rule, repeated with variation to build up document length for stress testing.</w:t>
+      </w:r>
+    </w:p>
+    <w:p>
+      <w:r>
+        <w:t>Paragraph 229: this regulatory text discusses cost-benefit considerations, compliance timelines, and carrier obligations under the proposed rule, repeated with variation to build up document length for stress testing.</w:t>
+      </w:r>
+    </w:p>
+    <w:p>
+      <w:r>
+        <w:t>Paragraph 230: this regulatory text discusses cost-benefit considerations, compliance timelines, and carrier obligations under the proposed rule, repeated with variation to build up document length for stress testing.</w:t>
+      </w:r>
+      <w:r>
+        <w:t xml:space="preserve"> </w:t>
+      </w:r>
+      <w:ins w:id="29" w:author="Reviewer A" w:date="2026-01-01T00:00:00Z">
+        <w:r>
+          <w:t>(flagged for review)</w:t>
+        </w:r>
+      </w:ins>
+    </w:p>
+    <w:p>
+      <w:r>
         <w:t>Paragraph 231: this regulatory text discusses cost-benefit considerations, compliance timelines, and carrier obligations under the proposed rule, repeated with variation to build up document length for stress testing.</w:t>
       </w:r>
     </w:p>
@@ -1685,7 +1685,7 @@
       <w:r>
         <w:t xml:space="preserve"> </w:t>
       </w:r>
-      <w:ins w:id="29" w:author="Reviewer A" w:date="2026-01-01T00:00:00Z">
+      <w:ins w:id="30" w:author="Reviewer A" w:date="2026-01-01T00:00:00Z">
         <w:r>
           <w:t>(flagged for review)</w:t>
         </w:r>
@@ -1800,64 +1800,6 @@
       <w:r>
         <w:t xml:space="preserve"> </w:t>
       </w:r>
-      <w:ins w:id="30" w:author="Reviewer A" w:date="2026-01-01T00:00:00Z">
-        <w:r>
-          <w:t>(flagged for review)</w:t>
-        </w:r>
-      </w:ins>
-    </w:p>
-    <w:p>
-      <w:r>
-        <w:t>Paragraph 251: this regulatory text discusses cost-benefit considerations, compliance timelines, and carrier obligations under the proposed rule, repeated with variation to build up document length for stress testing.</w:t>
-      </w:r>
-    </w:p>
-    <w:p>
-      <w:r>
-        <w:t>Paragraph 252: this regulatory text discusses cost-benefit considerations, compliance timelines, and carrier obligations under the proposed rule, repeated with variation to build up document length for stress testing.</w:t>
-      </w:r>
-    </w:p>
-    <w:p>
-      <w:r>
-        <w:t>Paragraph 253: this regulatory text discusses cost-benefit considerations, compliance timelines, and carrier obligations under the proposed rule, repeated with variation to build up document length for stress testing.</w:t>
-      </w:r>
-    </w:p>
-    <w:p>
-      <w:r>
-        <w:t>Paragraph 254: this regulatory text discusses cost-benefit considerations, compliance timelines, and carrier obligations under the proposed rule, repeated with variation to build up document length for stress testing.</w:t>
-      </w:r>
-    </w:p>
-    <w:p>
-      <w:r>
-        <w:t>Paragraph 255: this regulatory text discusses cost-benefit considerations, compliance timelines, and carrier obligations under the proposed rule, repeated with variation to build up document length for stress testing.</w:t>
-      </w:r>
-    </w:p>
-    <w:p>
-      <w:r>
-        <w:t>Paragraph 256: this regulatory text discusses cost-benefit considerations, compliance timelines, and carrier obligations under the proposed rule, repeated with variation to build up document length for stress testing.</w:t>
-      </w:r>
-    </w:p>
-    <w:p>
-      <w:r>
-        <w:t>Paragraph 257: this regulatory text discusses cost-benefit considerations, compliance timelines, and carrier obligations under the proposed rule, repeated with variation to build up document length for stress testing.</w:t>
-      </w:r>
-    </w:p>
-    <w:p>
-      <w:r>
-        <w:t>Paragraph 258: this regulatory text discusses cost-benefit considerations, compliance timelines, and carrier obligations under the proposed rule, repeated with variation to build up document length for stress testing.</w:t>
-      </w:r>
-    </w:p>
-    <w:p>
-      <w:r>
-        <w:t>Paragraph 259: this regulatory text discusses cost-benefit considerations, compliance timelines, and carrier obligations under the proposed rule, repeated with variation to build up document length for stress testing.</w:t>
-      </w:r>
-    </w:p>
-    <w:p>
-      <w:r>
-        <w:t>Paragraph 260: this regulatory text discusses cost-benefit considerations, compliance timelines, and carrier obligations under the proposed rule, repeated with variation to build up document length for stress testing.</w:t>
-      </w:r>
-      <w:r>
-        <w:t xml:space="preserve"> </w:t>
-      </w:r>
       <w:ins w:id="31" w:author="Reviewer A" w:date="2026-01-01T00:00:00Z">
         <w:r>
           <w:t>(flagged for review)</w:t>
@@ -1866,52 +1808,52 @@
     </w:p>
     <w:p>
       <w:r>
-        <w:t>Paragraph 261: this regulatory text discusses cost-benefit considerations, compliance timelines, and carrier obligations under the proposed rule, repeated with variation to build up document length for stress testing.</w:t>
-      </w:r>
-    </w:p>
-    <w:p>
-      <w:r>
-        <w:t>Paragraph 262: this regulatory text discusses cost-benefit considerations, compliance timelines, and carrier obligations under the proposed rule, repeated with variation to build up document length for stress testing.</w:t>
-      </w:r>
-    </w:p>
-    <w:p>
-      <w:r>
-        <w:t>Paragraph 263: this regulatory text discusses cost-benefit considerations, compliance timelines, and carrier obligations under the proposed rule, repeated with variation to build up document length for stress testing.</w:t>
-      </w:r>
-    </w:p>
-    <w:p>
-      <w:r>
-        <w:t>Paragraph 264: this regulatory text discusses cost-benefit considerations, compliance timelines, and carrier obligations under the proposed rule, repeated with variation to build up document length for stress testing.</w:t>
-      </w:r>
-    </w:p>
-    <w:p>
-      <w:r>
-        <w:t>Paragraph 265: this regulatory text discusses cost-benefit considerations, compliance timelines, and carrier obligations under the proposed rule, repeated with variation to build up document length for stress testing.</w:t>
-      </w:r>
-    </w:p>
-    <w:p>
-      <w:r>
-        <w:t>Paragraph 266: this regulatory text discusses cost-benefit considerations, compliance timelines, and carrier obligations under the proposed rule, repeated with variation to build up document length for stress testing.</w:t>
-      </w:r>
-    </w:p>
-    <w:p>
-      <w:r>
-        <w:t>Paragraph 267: this regulatory text discusses cost-benefit considerations, compliance timelines, and carrier obligations under the proposed rule, repeated with variation to build up document length for stress testing.</w:t>
-      </w:r>
-    </w:p>
-    <w:p>
-      <w:r>
-        <w:t>Paragraph 268: this regulatory text discusses cost-benefit considerations, compliance timelines, and carrier obligations under the proposed rule, repeated with variation to build up document length for stress testing.</w:t>
-      </w:r>
-    </w:p>
-    <w:p>
-      <w:r>
-        <w:t>Paragraph 269: this regulatory text discusses cost-benefit considerations, compliance timelines, and carrier obligations under the proposed rule, repeated with variation to build up document length for stress testing.</w:t>
-      </w:r>
-    </w:p>
-    <w:p>
-      <w:r>
-        <w:t>Paragraph 270: this regulatory text discusses cost-benefit considerations, compliance timelines, and carrier obligations under the proposed rule, repeated with variation to build up document length for stress testing.</w:t>
+        <w:t>Paragraph 251: this regulatory text discusses cost-benefit considerations, compliance timelines, and carrier obligations under the proposed rule, repeated with variation to build up document length for stress testing.</w:t>
+      </w:r>
+    </w:p>
+    <w:p>
+      <w:r>
+        <w:t>Paragraph 252: this regulatory text discusses cost-benefit considerations, compliance timelines, and carrier obligations under the proposed rule, repeated with variation to build up document length for stress testing.</w:t>
+      </w:r>
+    </w:p>
+    <w:p>
+      <w:r>
+        <w:t>Paragraph 253: this regulatory text discusses cost-benefit considerations, compliance timelines, and carrier obligations under the proposed rule, repeated with variation to build up document length for stress testing.</w:t>
+      </w:r>
+    </w:p>
+    <w:p>
+      <w:r>
+        <w:t>Paragraph 254: this regulatory text discusses cost-benefit considerations, compliance timelines, and carrier obligations under the proposed rule, repeated with variation to build up document length for stress testing.</w:t>
+      </w:r>
+    </w:p>
+    <w:p>
+      <w:r>
+        <w:t>Paragraph 255: this regulatory text discusses cost-benefit considerations, compliance timelines, and carrier obligations under the proposed rule, repeated with variation to build up document length for stress testing.</w:t>
+      </w:r>
+    </w:p>
+    <w:p>
+      <w:r>
+        <w:t>Paragraph 256: this regulatory text discusses cost-benefit considerations, compliance timelines, and carrier obligations under the proposed rule, repeated with variation to build up document length for stress testing.</w:t>
+      </w:r>
+    </w:p>
+    <w:p>
+      <w:r>
+        <w:t>Paragraph 257: this regulatory text discusses cost-benefit considerations, compliance timelines, and carrier obligations under the proposed rule, repeated with variation to build up document length for stress testing.</w:t>
+      </w:r>
+    </w:p>
+    <w:p>
+      <w:r>
+        <w:t>Paragraph 258: this regulatory text discusses cost-benefit considerations, compliance timelines, and carrier obligations under the proposed rule, repeated with variation to build up document length for stress testing.</w:t>
+      </w:r>
+    </w:p>
+    <w:p>
+      <w:r>
+        <w:t>Paragraph 259: this regulatory text discusses cost-benefit considerations, compliance timelines, and carrier obligations under the proposed rule, repeated with variation to build up document length for stress testing.</w:t>
+      </w:r>
+    </w:p>
+    <w:p>
+      <w:r>
+        <w:t>Paragraph 260: this regulatory text discusses cost-benefit considerations, compliance timelines, and carrier obligations under the proposed rule, repeated with variation to build up document length for stress testing.</w:t>
       </w:r>
       <w:r>
         <w:t xml:space="preserve"> </w:t>
@@ -1924,60 +1866,52 @@
     </w:p>
     <w:p>
       <w:r>
-        <w:t>Paragraph 271: this regulatory text discusses cost-benefit considerations, compliance timelines, and carrier obligations under the proposed rule, repeated with variation to build up document length for stress testing.</w:t>
-      </w:r>
-    </w:p>
-    <w:p>
-      <w:r>
-        <w:t>Paragraph 272: this regulatory text discusses cost-benefit considerations, compliance timelines, and carrier obligations under the proposed rule, repeated with variation to build up document length for stress testing.</w:t>
-      </w:r>
-    </w:p>
-    <w:p>
-      <w:r>
-        <w:t>Paragraph 273: this regulatory text discusses cost-benefit considerations, compliance timelines, and carrier obligations under the proposed rule, repeated with variation to build up document length for stress testing.</w:t>
-      </w:r>
-    </w:p>
-    <w:p>
-      <w:r>
-        <w:t>Paragraph 274: this regulatory text discusses cost-benefit considerations, compliance timelines, and carrier obligations under the proposed rule, repeated with variation to build up document length for stress testing.</w:t>
-      </w:r>
-    </w:p>
-    <w:p>
-      <w:pPr>
-        <w:pStyle w:val="Heading2"/>
-      </w:pPr>
-      <w:r>
-        <w:t>Section 12</w:t>
-      </w:r>
-    </w:p>
-    <w:p>
-      <w:r>
-        <w:t>Paragraph 275: this regulatory text discusses cost-benefit considerations, compliance timelines, and carrier obligations under the proposed rule, repeated with variation to build up document length for stress testing.</w:t>
-      </w:r>
-    </w:p>
-    <w:p>
-      <w:r>
-        <w:t>Paragraph 276: this regulatory text discusses cost-benefit considerations, compliance timelines, and carrier obligations under the proposed rule, repeated with variation to build up document length for stress testing.</w:t>
-      </w:r>
-    </w:p>
-    <w:p>
-      <w:r>
-        <w:t>Paragraph 277: this regulatory text discusses cost-benefit considerations, compliance timelines, and carrier obligations under the proposed rule, repeated with variation to build up document length for stress testing.</w:t>
-      </w:r>
-    </w:p>
-    <w:p>
-      <w:r>
-        <w:t>Paragraph 278: this regulatory text discusses cost-benefit considerations, compliance timelines, and carrier obligations under the proposed rule, repeated with variation to build up document length for stress testing.</w:t>
-      </w:r>
-    </w:p>
-    <w:p>
-      <w:r>
-        <w:t>Paragraph 279: this regulatory text discusses cost-benefit considerations, compliance timelines, and carrier obligations under the proposed rule, repeated with variation to build up document length for stress testing.</w:t>
-      </w:r>
-    </w:p>
-    <w:p>
-      <w:r>
-        <w:t>Paragraph 280: this regulatory text discusses cost-benefit considerations, compliance timelines, and carrier obligations under the proposed rule, repeated with variation to build up document length for stress testing.</w:t>
+        <w:t>Paragraph 261: this regulatory text discusses cost-benefit considerations, compliance timelines, and carrier obligations under the proposed rule, repeated with variation to build up document length for stress testing.</w:t>
+      </w:r>
+    </w:p>
+    <w:p>
+      <w:r>
+        <w:t>Paragraph 262: this regulatory text discusses cost-benefit considerations, compliance timelines, and carrier obligations under the proposed rule, repeated with variation to build up document length for stress testing.</w:t>
+      </w:r>
+    </w:p>
+    <w:p>
+      <w:r>
+        <w:t>Paragraph 263: this regulatory text discusses cost-benefit considerations, compliance timelines, and carrier obligations under the proposed rule, repeated with variation to build up document length for stress testing.</w:t>
+      </w:r>
+    </w:p>
+    <w:p>
+      <w:r>
+        <w:t>Paragraph 264: this regulatory text discusses cost-benefit considerations, compliance timelines, and carrier obligations under the proposed rule, repeated with variation to build up document length for stress testing.</w:t>
+      </w:r>
+    </w:p>
+    <w:p>
+      <w:r>
+        <w:t>Paragraph 265: this regulatory text discusses cost-benefit considerations, compliance timelines, and carrier obligations under the proposed rule, repeated with variation to build up document length for stress testing.</w:t>
+      </w:r>
+    </w:p>
+    <w:p>
+      <w:r>
+        <w:t>Paragraph 266: this regulatory text discusses cost-benefit considerations, compliance timelines, and carrier obligations under the proposed rule, repeated with variation to build up document length for stress testing.</w:t>
+      </w:r>
+    </w:p>
+    <w:p>
+      <w:r>
+        <w:t>Paragraph 267: this regulatory text discusses cost-benefit considerations, compliance timelines, and carrier obligations under the proposed rule, repeated with variation to build up document length for stress testing.</w:t>
+      </w:r>
+    </w:p>
+    <w:p>
+      <w:r>
+        <w:t>Paragraph 268: this regulatory text discusses cost-benefit considerations, compliance timelines, and carrier obligations under the proposed rule, repeated with variation to build up document length for stress testing.</w:t>
+      </w:r>
+    </w:p>
+    <w:p>
+      <w:r>
+        <w:t>Paragraph 269: this regulatory text discusses cost-benefit considerations, compliance timelines, and carrier obligations under the proposed rule, repeated with variation to build up document length for stress testing.</w:t>
+      </w:r>
+    </w:p>
+    <w:p>
+      <w:r>
+        <w:t>Paragraph 270: this regulatory text discusses cost-benefit considerations, compliance timelines, and carrier obligations under the proposed rule, repeated with variation to build up document length for stress testing.</w:t>
       </w:r>
       <w:r>
         <w:t xml:space="preserve"> </w:t>
@@ -1990,6 +1924,72 @@
     </w:p>
     <w:p>
       <w:r>
+        <w:t>Paragraph 271: this regulatory text discusses cost-benefit considerations, compliance timelines, and carrier obligations under the proposed rule, repeated with variation to build up document length for stress testing.</w:t>
+      </w:r>
+    </w:p>
+    <w:p>
+      <w:r>
+        <w:t>Paragraph 272: this regulatory text discusses cost-benefit considerations, compliance timelines, and carrier obligations under the proposed rule, repeated with variation to build up document length for stress testing.</w:t>
+      </w:r>
+    </w:p>
+    <w:p>
+      <w:r>
+        <w:t>Paragraph 273: this regulatory text discusses cost-benefit considerations, compliance timelines, and carrier obligations under the proposed rule, repeated with variation to build up document length for stress testing.</w:t>
+      </w:r>
+    </w:p>
+    <w:p>
+      <w:r>
+        <w:t>Paragraph 274: this regulatory text discusses cost-benefit considerations, compliance timelines, and carrier obligations under the proposed rule, repeated with variation to build up document length for stress testing.</w:t>
+      </w:r>
+    </w:p>
+    <w:p>
+      <w:pPr>
+        <w:pStyle w:val="Heading2"/>
+      </w:pPr>
+      <w:r>
+        <w:t>Section 12</w:t>
+      </w:r>
+    </w:p>
+    <w:p>
+      <w:r>
+        <w:t>Paragraph 275: this regulatory text discusses cost-benefit considerations, compliance timelines, and carrier obligations under the proposed rule, repeated with variation to build up document length for stress testing.</w:t>
+      </w:r>
+    </w:p>
+    <w:p>
+      <w:r>
+        <w:t>Paragraph 276: this regulatory text discusses cost-benefit considerations, compliance timelines, and carrier obligations under the proposed rule, repeated with variation to build up document length for stress testing.</w:t>
+      </w:r>
+    </w:p>
+    <w:p>
+      <w:r>
+        <w:t>Paragraph 277: this regulatory text discusses cost-benefit considerations, compliance timelines, and carrier obligations under the proposed rule, repeated with variation to build up document length for stress testing.</w:t>
+      </w:r>
+    </w:p>
+    <w:p>
+      <w:r>
+        <w:t>Paragraph 278: this regulatory text discusses cost-benefit considerations, compliance timelines, and carrier obligations under the proposed rule, repeated with variation to build up document length for stress testing.</w:t>
+      </w:r>
+    </w:p>
+    <w:p>
+      <w:r>
+        <w:t>Paragraph 279: this regulatory text discusses cost-benefit considerations, compliance timelines, and carrier obligations under the proposed rule, repeated with variation to build up document length for stress testing.</w:t>
+      </w:r>
+    </w:p>
+    <w:p>
+      <w:r>
+        <w:t>Paragraph 280: this regulatory text discusses cost-benefit considerations, compliance timelines, and carrier obligations under the proposed rule, repeated with variation to build up document length for stress testing.</w:t>
+      </w:r>
+      <w:r>
+        <w:t xml:space="preserve"> </w:t>
+      </w:r>
+      <w:ins w:id="34" w:author="Reviewer A" w:date="2026-01-01T00:00:00Z">
+        <w:r>
+          <w:t>(flagged for review)</w:t>
+        </w:r>
+      </w:ins>
+    </w:p>
+    <w:p>
+      <w:r>
         <w:t>Paragraph 281: this regulatory text discusses cost-benefit considerations, compliance timelines, and carrier obligations under the proposed rule, repeated with variation to build up document length for stress testing.</w:t>
       </w:r>
     </w:p>
@@ -2040,7 +2040,7 @@
       <w:r>
         <w:t xml:space="preserve"> </w:t>
       </w:r>
-      <w:ins w:id="34" w:author="Reviewer A" w:date="2026-01-01T00:00:00Z">
+      <w:ins w:id="35" w:author="Reviewer A" w:date="2026-01-01T00:00:00Z">
         <w:r>
           <w:t>(flagged for review)</w:t>
         </w:r>
